--- a/artifacts/manuscript_final/revised_manuscript_final.docx
+++ b/artifacts/manuscript_final/revised_manuscript_final.docx
@@ -17711,7 +17711,7 @@
           <w:rFonts w:ascii="Times New Roman" w:eastAsia="Times New Roman" w:hAnsi="Times New Roman" w:cs="Times New Roman"/>
           <w:highlight w:val="yellow"/>
         </w:rPr>
-        <w:t xml:space="preserve">=32) predictions contain 1,338, 1,378, 1,437 kept components for seeds 42, 43, and 44 (Table S-4). Projected cell area decreased with storage (Fig. 8b, Table 5): between early (days 0 to 8) and late storage (days 37 to 47), the median area changed by −43.9% in the annotation and by −44.3 ± 1.2% in the predictions. With the 11 acquisition dates as clusters, the permutation p-value of this trend was 0.017 for the annotation and 0.001, 0.008, 0.005 for seeds 42, 43, and 44, and every 95% date-bootstrap interval of the Spearman correlation excluded zero, for the annotation only narrowly (−0.85 to −0.004). The median dry mass changed by −0.8% in the annotation and by −6.1 ± 0.3% in the predictions, but a decrease was not statistically supported under date clustering (p = 0.26 for the annotation and 0.10, 0.17, 0.086 for the three seeds; every bootstrap interval included zero; Table S-6). This is not evidence that dry mass was constant, because a test with 11 clusters has limited power. The change in projected area was thus not accompanied by a statistically supported change in phase-derived dry mass (Fig. 8b, c).</w:t>
+        <w:t xml:space="preserve">=32) predictions contain 1,338, 1,378, 1,437 kept components for seeds 42, 43, and 44 (Table S-4). Projected cell area decreased with storage (Fig. 8b, Table 5): between early (days 0 to 8) and late storage (days 37 to 47), the median area changed by −43.9% in the annotation and by −44.3 ± 1.2% in the predictions. With the 11 acquisition dates as clusters, the permutation p-value of this trend was 0.017 for the annotation and 0.001, 0.008, 0.005 for seeds 42, 43, and 44, and every 95% date-bootstrap interval of the Spearman correlation excluded zero, for the annotation only narrowly (−0.85 to −0.004). The median dry mass changed by −0.8% in the annotation and by −6.1 ± 0.3% in the predictions, but a decrease was not statistically supported under date clustering (p = 0.26 for the annotation and 0.10, 0.17, 0.086 for the three seeds; every bootstrap interval included zero; Table S-6). Treating the 66 images as independent observations would give p = 0.008, 0.052, 0.036 for the three seeds, but this ignores that the six images of a date come from the same samples and is therefore not used. The absence of a supported trend is not evidence that dry mass was constant, because a test with 11 clusters has limited power. The change in projected area was thus not accompanied by a statistically supported change in phase-derived dry mass (Fig. 8b, c).</w:t>
       </w:r>
     </w:p>
     <w:p>

--- a/artifacts/manuscript_final/revised_manuscript_final.docx
+++ b/artifacts/manuscript_final/revised_manuscript_final.docx
@@ -313,7 +313,7 @@
           <w:rFonts w:ascii="Times New Roman" w:hAnsi="Times New Roman" w:cs="Times New Roman"/>
           <w:highlight w:val="yellow"/>
         </w:rPr>
-        <w:t>Digital holographic microscopy yields label-free phase images from which cellular dry mass can be derived, but segmentation networks trained with overlap losses do not constrain the phase integrated inside the predicted boundary. We propose a physics-aware lightweight segmentation framework in which phase-mask contrast, boundary-gradient alignment, and integrated-phase preservation terms, computed on background-referenced phase in radians, are added to a class-weighted Dice loss, and Low-Rank Adaptation (LoRA) adapts pretrained encoders to 32-bit phase maps of red blood cells. MobileNet-UNet, MobileSAM, and EdgeSAM were trained at five LoRA ranks with four loss configurations and three seeds (180 runs). EdgeSAM (</w:t>
+        <w:t xml:space="preserve">Digital holographic microscopy yields label-free phase images from which cellular dry mass can be derived, but segmentation networks trained with overlap losses do not constrain the phase integrated inside the predicted boundary. We propose a physics-aware lightweight segmentation framework in which phase-mask contrast, boundary-gradient alignment, and integrated-phase preservation terms, computed on background-referenced phase in radians, are added to a class-weighted Dice loss, and Low-Rank Adaptation (LoRA) adapts pretrained encoders to 32-bit phase maps of red blood cells. MobileNet-UNet, MobileSAM, and EdgeSAM were trained at five LoRA ranks with four loss configurations and three seeds (180 runs). EdgeSAM (</w:t>
       </w:r>
       <w:r>
         <w:rPr>
@@ -322,14 +322,14 @@
           <w:iCs/>
           <w:highlight w:val="yellow"/>
         </w:rPr>
-        <w:t>r</w:t>
-      </w:r>
-      <w:r>
-        <w:rPr>
-          <w:rFonts w:ascii="Times New Roman" w:hAnsi="Times New Roman" w:cs="Times New Roman"/>
-          <w:highlight w:val="yellow"/>
-        </w:rPr>
-        <w:t>=32), the primary configuration, retained all four morphology classes in every seed (Dice 0.738 ± 0.006, integrated-phase error (IPE) 3.02 ± 0.84%); MobileSAM (</w:t>
+        <w:t xml:space="preserve">r</w:t>
+      </w:r>
+      <w:r>
+        <w:rPr>
+          <w:rFonts w:ascii="Times New Roman" w:hAnsi="Times New Roman" w:cs="Times New Roman"/>
+          <w:highlight w:val="yellow"/>
+        </w:rPr>
+        <w:t xml:space="preserve">=32), the primary configuration, retained all four morphology classes in every seed (Dice 0.738 ± 0.006, integrated-phase error (IPE) 3.02 ± 0.84%); MobileSAM (</w:t>
       </w:r>
       <w:r>
         <w:rPr>
@@ -338,14 +338,14 @@
           <w:iCs/>
           <w:highlight w:val="yellow"/>
         </w:rPr>
-        <w:t>r</w:t>
-      </w:r>
-      <w:r>
-        <w:rPr>
-          <w:rFonts w:ascii="Times New Roman" w:hAnsi="Times New Roman" w:cs="Times New Roman"/>
-          <w:highlight w:val="yellow"/>
-        </w:rPr>
-        <w:t>=8) reached a higher Dice (0.810 ± 0.006) with weaker instance separation; MobileNet-UNet lost the spherocyte class in every run with the full objective. The full objective lowered the IPE relative to Dice alone in 42 of 45 seed-paired comparisons, but the 95% intervals excluded zero in only 3 of 15 architecture–rank configurations. With merged rank-8 weights, the EdgeSAM forward pass took 4.11 ± 0.43 ms (ONNX Runtime, FP32). Over 47 days of storage, projected cell area decreased by about 44% in both the annotation and the predictions, whereas a decrease of dry mass was not statistically supported under date clustering. Predicted per-image dry mass agreed with the annotation within a median absolute relative error of 3.9 ± 0.5%, with weak correlation (r = 0.38 ± 0.14). Absolute dry mass was not independently validated, and no held-out test cohort was available.</w:t>
+        <w:t xml:space="preserve">r</w:t>
+      </w:r>
+      <w:r>
+        <w:rPr>
+          <w:rFonts w:ascii="Times New Roman" w:hAnsi="Times New Roman" w:cs="Times New Roman"/>
+          <w:highlight w:val="yellow"/>
+        </w:rPr>
+        <w:t xml:space="preserve">=8) reached a higher Dice (0.810 ± 0.006) with weaker instance separation; MobileNet-UNet lost the spherocyte class in all 15 full-objective runs and the stomatocyte class in 14. The full objective lowered the IPE relative to Dice alone in 42 of 45 seed-paired comparisons, but the 95% intervals excluded zero in only 3 of 15 architecture–rank configurations. With merged rank-8 weights, the EdgeSAM forward pass took 4.11 ± 0.43 ms (ONNX Runtime, FP32). Over 47 days of storage, projected cell area decreased by about 44% in both the annotation and the predictions, whereas a decrease of dry mass was not statistically supported under date clustering. Predicted per-image dry mass agreed with the annotation within a median absolute relative error of 3.9 ± 0.5%, with weak correlation (r = 0.38 ± 0.14). Absolute dry mass was not independently validated, and no held-out test cohort was available.</w:t>
       </w:r>
     </w:p>
     <w:p>
@@ -8333,14 +8333,60 @@
         <w:rPr>
           <w:rFonts w:ascii="Times New Roman" w:eastAsia="Times New Roman" w:hAnsi="Times New Roman" w:cs="Times New Roman"/>
         </w:rPr>
-        <w:t xml:space="preserve">Statistical analyses were performed to evaluate storage-associated changes in RBC morphology and phase-derived quantitative measurements. Because cells segmented from the same QPI share common acquisition conditions, individual cells were not treated as statistically independent observations. The image was therefore used as the unit of analysis, with each image represented by the median of its detected cells. Cell-level distributions were reported as descriptive summaries. Monotonic associations between quantitative measurements and storage duration were evaluated using Spearman rank correlation. </w:t>
-      </w:r>
-      <w:r>
-        <w:rPr>
-          <w:rFonts w:ascii="Times New Roman" w:eastAsia="Times New Roman" w:hAnsi="Times New Roman" w:cs="Times New Roman"/>
-          <w:highlight w:val="yellow"/>
-        </w:rPr>
-        <w:t>The early-to-late change of a quantity was calculated as the relative change of the median of the per-image medians between the early storage period (days 0 to 8; 18 images) and the late storage period (days 37 to 47; 12 images). This is a pooled comparison of the two periods and differs from the daily values normalised to day 0 that are shown in Fig. 8b.</w:t>
+        <w:t xml:space="preserve">Statistical analyses were performed to evaluate storage-associated changes in RBC morphology and phase-derived quantitative measurements. Because cells segmented from the same QPI share common acquisition conditions, individual cells were not treated as statistically independent observations. The image was therefore used as the unit of analysis, with each image represented by the </w:t>
+      </w:r>
+      <w:proofErr w:type="gramStart"/>
+      <w:r>
+        <w:rPr>
+          <w:rFonts w:ascii="Times New Roman" w:eastAsia="Times New Roman" w:hAnsi="Times New Roman" w:cs="Times New Roman"/>
+        </w:rPr>
+        <w:t>median</w:t>
+      </w:r>
+      <w:proofErr w:type="gramEnd"/>
+      <w:r>
+        <w:rPr>
+          <w:rFonts w:ascii="Times New Roman" w:eastAsia="Times New Roman" w:hAnsi="Times New Roman" w:cs="Times New Roman"/>
+        </w:rPr>
+        <w:t xml:space="preserve"> of its detected cells. Cell-level distributions were reported as descriptive summaries. Monotonic associations between quantitative measurements and storage duration were evaluated using Spearman rank correlation. </w:t>
+      </w:r>
+      <w:r>
+        <w:rPr>
+          <w:rFonts w:ascii="Times New Roman" w:eastAsia="Times New Roman" w:hAnsi="Times New Roman" w:cs="Times New Roman"/>
+          <w:highlight w:val="yellow"/>
+        </w:rPr>
+        <w:t xml:space="preserve">The early-to-late change of </w:t>
+      </w:r>
+      <w:proofErr w:type="gramStart"/>
+      <w:r>
+        <w:rPr>
+          <w:rFonts w:ascii="Times New Roman" w:eastAsia="Times New Roman" w:hAnsi="Times New Roman" w:cs="Times New Roman"/>
+          <w:highlight w:val="yellow"/>
+        </w:rPr>
+        <w:t>a quantity</w:t>
+      </w:r>
+      <w:proofErr w:type="gramEnd"/>
+      <w:r>
+        <w:rPr>
+          <w:rFonts w:ascii="Times New Roman" w:eastAsia="Times New Roman" w:hAnsi="Times New Roman" w:cs="Times New Roman"/>
+          <w:highlight w:val="yellow"/>
+        </w:rPr>
+        <w:t xml:space="preserve"> was calculated as the relative change of the median of the per-image medians between the early storage period (days 0 to 8; 18 images) and the late storage period (days 37 to 47; 12 images). This is a pooled comparison of the two periods and differs from the daily values </w:t>
+      </w:r>
+      <w:proofErr w:type="spellStart"/>
+      <w:r>
+        <w:rPr>
+          <w:rFonts w:ascii="Times New Roman" w:eastAsia="Times New Roman" w:hAnsi="Times New Roman" w:cs="Times New Roman"/>
+          <w:highlight w:val="yellow"/>
+        </w:rPr>
+        <w:t>normalised</w:t>
+      </w:r>
+      <w:proofErr w:type="spellEnd"/>
+      <w:r>
+        <w:rPr>
+          <w:rFonts w:ascii="Times New Roman" w:eastAsia="Times New Roman" w:hAnsi="Times New Roman" w:cs="Times New Roman"/>
+          <w:highlight w:val="yellow"/>
+        </w:rPr>
+        <w:t xml:space="preserve"> to day 0 that are shown in Fig. 8b.</w:t>
       </w:r>
       <w:r>
         <w:rPr>
@@ -8398,14 +8444,42 @@
           <w:rFonts w:ascii="Times New Roman" w:eastAsia="Times New Roman" w:hAnsi="Times New Roman" w:cs="Times New Roman"/>
           <w:highlight w:val="yellow"/>
         </w:rPr>
-        <w:t xml:space="preserve">Segmentation and integrated-phase metrics are reported as mean ± standard deviation over three training seeds. Differences between configurations of the same architecture are paired by seed, with 95% t-intervals over the three seed differences; with three seeds these intervals are wide and indicate the direction of an effect rather than a precise magnitude. Because the six images of a date come from the same samples (three donors imaged repeatedly; the assignment of images to donors is not documented), images are not independent observations. Storage trends were therefore additionally assessed as an exploratory sensitivity analysis with the 11 acquisition dates (one per storage day, six images each) as clusters. The test statistic was the image-level Spearman correlation between the per-image median and storage day. Its two-sided permutation p-value was obtained by permuting the storage-day labels across the 11 dates as whole blocks (10,000 permutations). 95% percentile intervals were obtained from 2,000 bootstrap resamples of the dates, and the range of the image-level correlation after leaving out each date in turn was also calculated. With 11 clusters and an unknown donor structure, this date-clustered analysis is approximate. </w:t>
-      </w:r>
-      <w:r>
-        <w:rPr>
-          <w:rFonts w:ascii="Times New Roman" w:eastAsia="Times New Roman" w:hAnsi="Times New Roman" w:cs="Times New Roman"/>
-          <w:highlight w:val="yellow"/>
-        </w:rPr>
-        <w:t>For EdgeSAM (</w:t>
+        <w:t xml:space="preserve">Segmentation and integrated-phase metrics are reported as mean ± standard deviation over three training seeds. Differences between configurations of the same architecture are paired by seed, with 95% t-intervals over the three seed differences; with three seeds these intervals are wide and indicate the direction of an effect rather than a precise magnitude. Because the six images of a date come from the same samples (three donors imaged repeatedly; the assignment of images to donors is not documented), images are not independent observations. Storage trends were therefore additionally assessed as an exploratory sensitivity analysis with the 11 acquisition dates (one per storage day, six images each) as clusters. The test statistic was the image-level Spearman correlation between the per-image median and storage day. Its two-sided permutation p-value was obtained by permuting the storage-day labels across the 11 dates as whole blocks </w:t>
+      </w:r>
+      <w:r>
+        <w:rPr>
+          <w:rFonts w:ascii="Times New Roman" w:eastAsia="Times New Roman" w:hAnsi="Times New Roman" w:cs="Times New Roman"/>
+          <w:highlight w:val="yellow"/>
+        </w:rPr>
+        <w:t xml:space="preserve">(20,000 permutations)</w:t>
+      </w:r>
+      <w:r>
+        <w:rPr>
+          <w:rFonts w:ascii="Times New Roman" w:eastAsia="Times New Roman" w:hAnsi="Times New Roman" w:cs="Times New Roman"/>
+          <w:highlight w:val="yellow"/>
+        </w:rPr>
+        <w:t xml:space="preserve">. 95% percentile intervals were obtained from </w:t>
+      </w:r>
+      <w:r>
+        <w:rPr>
+          <w:rFonts w:ascii="Times New Roman" w:eastAsia="Times New Roman" w:hAnsi="Times New Roman" w:cs="Times New Roman"/>
+          <w:highlight w:val="yellow"/>
+        </w:rPr>
+        <w:t xml:space="preserve">20,000 bootstrap resamples</w:t>
+      </w:r>
+      <w:r>
+        <w:rPr>
+          <w:rFonts w:ascii="Times New Roman" w:eastAsia="Times New Roman" w:hAnsi="Times New Roman" w:cs="Times New Roman"/>
+          <w:highlight w:val="yellow"/>
+        </w:rPr>
+        <w:t xml:space="preserve"> of the dates, and the range of the image-level correlation after leaving out each date in turn was also calculated. With 11 clusters and an unknown donor structure, this date-clustered analysis is approximate. </w:t>
+      </w:r>
+      <w:r>
+        <w:rPr>
+          <w:rFonts w:ascii="Times New Roman" w:eastAsia="Times New Roman" w:hAnsi="Times New Roman" w:cs="Times New Roman"/>
+          <w:highlight w:val="yellow"/>
+        </w:rPr>
+        <w:t xml:space="preserve">For EdgeSAM (</w:t>
       </w:r>
       <w:r>
         <w:rPr>
@@ -8414,14 +8488,14 @@
           <w:iCs/>
           <w:highlight w:val="yellow"/>
         </w:rPr>
-        <w:t>r</w:t>
-      </w:r>
-      <w:r>
-        <w:rPr>
-          <w:rFonts w:ascii="Times New Roman" w:eastAsia="Times New Roman" w:hAnsi="Times New Roman" w:cs="Times New Roman"/>
-          <w:highlight w:val="yellow"/>
-        </w:rPr>
-        <w:t>=32) and MobileSAM (</w:t>
+        <w:t xml:space="preserve">r</w:t>
+      </w:r>
+      <w:r>
+        <w:rPr>
+          <w:rFonts w:ascii="Times New Roman" w:eastAsia="Times New Roman" w:hAnsi="Times New Roman" w:cs="Times New Roman"/>
+          <w:highlight w:val="yellow"/>
+        </w:rPr>
+        <w:t xml:space="preserve">=32) and MobileSAM (</w:t>
       </w:r>
       <w:r>
         <w:rPr>
@@ -8430,22 +8504,14 @@
           <w:iCs/>
           <w:highlight w:val="yellow"/>
         </w:rPr>
-        <w:t>r</w:t>
-      </w:r>
-      <w:r>
-        <w:rPr>
-          <w:rFonts w:ascii="Times New Roman" w:eastAsia="Times New Roman" w:hAnsi="Times New Roman" w:cs="Times New Roman"/>
-          <w:highlight w:val="yellow"/>
-        </w:rPr>
-        <w:t xml:space="preserve">=8), each agreement and trend statistic was computed separately for each training seed (42, 43, 44) and is reported as mean ± SD (n − 1) over the three per-seed </w:t>
-      </w:r>
-      <w:r>
-        <w:rPr>
-          <w:rFonts w:ascii="Times New Roman" w:eastAsia="Times New Roman" w:hAnsi="Times New Roman" w:cs="Times New Roman"/>
-          <w:highlight w:val="yellow"/>
-        </w:rPr>
-        <w:lastRenderedPageBreak/>
-        <w:t>values; p-values are listed per seed and are not averaged, and cells are not pooled over seeds. To test whether the prediction error depended on storage time, the same date-clustered test was applied to the per-image difference between predicted and annotation-derived median dry mass. Permutation p-values are Monte Carlo estimates and can differ in the third decimal between runs.</w:t>
+        <w:t xml:space="preserve">r</w:t>
+      </w:r>
+      <w:r>
+        <w:rPr>
+          <w:rFonts w:ascii="Times New Roman" w:eastAsia="Times New Roman" w:hAnsi="Times New Roman" w:cs="Times New Roman"/>
+          <w:highlight w:val="yellow"/>
+        </w:rPr>
+        <w:t xml:space="preserve">=8), each agreement and trend statistic was computed separately for each training seed (42, 43, 44) and is reported as mean ± SD (n − 1) over the three per-seed values; p-values are listed per seed and are not averaged, and cells are not pooled over seeds. To test whether the prediction error depended on storage time, the same date-clustered test was applied to the per-image difference between predicted and annotation-derived median dry mass. Permutation p-values are Monte Carlo estimates and can differ in the third decimal between runs.</w:t>
       </w:r>
       <w:r>
         <w:rPr>
@@ -15539,15 +15605,7 @@
           <w:rFonts w:ascii="Times New Roman" w:eastAsia="Times New Roman" w:hAnsi="Times New Roman" w:cs="Times New Roman"/>
           <w:highlight w:val="yellow"/>
         </w:rPr>
-        <w:t xml:space="preserve">Qualitative results are shown in Fig. 6 for one 256 × 256 px window per annotated class, chosen from the annotation alone as the window with the most pixels of that class, before the predictions were inspected; all four predictions shown come from the same training seed. The windows are examples, not a statistical sample. Consistent with its Dice of zero for these classes (Fig. 3), MobileNet-UNet assigned cells annotated as spherocytes and stomatocytes to other classes; over all validation pixels, this model (seed 42) predicted 68% of the annotated spherocyte pixels and 82% of the annotated stomatocyte pixels as discocyte. The SAM-based configurations assigned most annotated spherocytes, echinocytes, and stomatocytes to the annotated class, with errors concentrated on stomatocytes: 68% of the annotated stomatocyte pixels were predicted as </w:t>
-      </w:r>
-      <w:r>
-        <w:rPr>
-          <w:rFonts w:ascii="Times New Roman" w:eastAsia="Times New Roman" w:hAnsi="Times New Roman" w:cs="Times New Roman"/>
-          <w:highlight w:val="yellow"/>
-        </w:rPr>
-        <w:lastRenderedPageBreak/>
-        <w:t>stomatocyte by MobileSAM (</w:t>
+        <w:t xml:space="preserve">Qualitative results are shown in Fig. 6 for one 256 × 256 px window per annotated class, chosen from the annotation alone as the window with the most pixels of that class, before the predictions were inspected; all four predictions in the figure come from training seed 42. The windows are examples, not a statistical sample. In these windows, MobileNet-UNet assigned the cells annotated as spherocytes and stomatocytes to other classes, consistent with its Dice of zero for these classes (Fig. 3), whereas the SAM-based configurations assigned most annotated spherocytes, echinocytes, and stomatocytes to the annotated class, with most errors on stomatocytes; where cells touch, the predicted foreground of all models tended to form joined regions. These observations were quantified over all 66 validation images in a separate pixel-level analysis, for the training seeds given in parentheses, which are not all those of the figure. MobileNet-UNet (r=8; seed 42) predicted 68% of the annotated spherocyte pixels and 82% of the annotated stomatocyte pixels as discocyte. Of the annotated stomatocyte pixels, 68% were predicted as stomatocyte by MobileSAM (</w:t>
       </w:r>
       <w:r>
         <w:rPr>
@@ -15556,14 +15614,14 @@
           <w:iCs/>
           <w:highlight w:val="yellow"/>
         </w:rPr>
-        <w:t>r</w:t>
-      </w:r>
-      <w:r>
-        <w:rPr>
-          <w:rFonts w:ascii="Times New Roman" w:eastAsia="Times New Roman" w:hAnsi="Times New Roman" w:cs="Times New Roman"/>
-          <w:highlight w:val="yellow"/>
-        </w:rPr>
-        <w:t>=8), 52% by EdgeSAM (</w:t>
+        <w:t xml:space="preserve">r</w:t>
+      </w:r>
+      <w:r>
+        <w:rPr>
+          <w:rFonts w:ascii="Times New Roman" w:eastAsia="Times New Roman" w:hAnsi="Times New Roman" w:cs="Times New Roman"/>
+          <w:highlight w:val="yellow"/>
+        </w:rPr>
+        <w:t xml:space="preserve">=8), 52% by EdgeSAM (</w:t>
       </w:r>
       <w:r>
         <w:rPr>
@@ -15572,14 +15630,14 @@
           <w:iCs/>
           <w:highlight w:val="yellow"/>
         </w:rPr>
-        <w:t>r</w:t>
-      </w:r>
-      <w:r>
-        <w:rPr>
-          <w:rFonts w:ascii="Times New Roman" w:eastAsia="Times New Roman" w:hAnsi="Times New Roman" w:cs="Times New Roman"/>
-          <w:highlight w:val="yellow"/>
-        </w:rPr>
-        <w:t>=8), and 56% by EdgeSAM (</w:t>
+        <w:t xml:space="preserve">r</w:t>
+      </w:r>
+      <w:r>
+        <w:rPr>
+          <w:rFonts w:ascii="Times New Roman" w:eastAsia="Times New Roman" w:hAnsi="Times New Roman" w:cs="Times New Roman"/>
+          <w:highlight w:val="yellow"/>
+        </w:rPr>
+        <w:t xml:space="preserve">=8), and 56% by EdgeSAM (</w:t>
       </w:r>
       <w:r>
         <w:rPr>
@@ -15588,20 +15646,62 @@
           <w:iCs/>
           <w:highlight w:val="yellow"/>
         </w:rPr>
-        <w:t>r</w:t>
-      </w:r>
-      <w:r>
-        <w:rPr>
-          <w:rFonts w:ascii="Times New Roman" w:eastAsia="Times New Roman" w:hAnsi="Times New Roman" w:cs="Times New Roman"/>
-          <w:highlight w:val="yellow"/>
-        </w:rPr>
-        <w:t>=32) (seed 43), and 22% to 30% as discocyte. Where cells touch, the predicted foreground of all models tended to form joined regions. An annotated cell (15 to 200 µm², not touching an unannotated region) was counted as bridged when one predicted component covered at least 30% of its pixels and of the pixels of another annotated cell; 35.1–36.9% of the annotated cells were bridged for MobileSAM (r=8; seeds 43 and 44), 33.4–41.8% for EdgeSAM (r=8; seeds 43 and 44), 30.5–35.3% for EdgeSAM (r=32; seeds 42 to 44), and 13.2% for MobileNet-UNet (r=8; seed 42), with overlapping ranges for the SAM-based configurations and no statistical test. These predictions therefore do not show that one SAM-based configuration separates adjacent cells better than another, consistent with their similar AJI values (Table 1). Limited instance separation is a possible source of per-cell measurement error, but its effect on the dry-mass estimates was not quantified separately</w:t>
-      </w:r>
-      <w:r>
-        <w:rPr>
-          <w:rFonts w:ascii="Times New Roman" w:eastAsia="Times New Roman" w:hAnsi="Times New Roman" w:cs="Times New Roman"/>
-        </w:rPr>
-        <w:t>.</w:t>
+        <w:t xml:space="preserve">r</w:t>
+      </w:r>
+      <w:r>
+        <w:rPr>
+          <w:rFonts w:ascii="Times New Roman" w:eastAsia="Times New Roman" w:hAnsi="Times New Roman" w:cs="Times New Roman"/>
+          <w:highlight w:val="yellow"/>
+        </w:rPr>
+        <w:t xml:space="preserve">=32) (seed 43), and 22% to 30% as discocyte. An annotated cell (15 to 200 µm², not touching an unannotated region) was counted as bridged when one predicted component covered at least 30% of its pixels and of the pixels of another annotated cell: 35.1–36.9% of the annotated cells were bridged for MobileSAM (r=8; seeds 43 and 44), 33.4–41.8% for EdgeSAM (r=8; seeds 43 and 44), 30.5–35.3% for EdgeSAM (r=32; seeds 42 to 44), and 13.2% for MobileNet-UNet (r=8; seed 42); no statistical test was made. The bridging rates of the three SAM-based configurations overlap, so they do not show that one of them separates adjacent cells better than another, although EdgeSAM (</w:t>
+      </w:r>
+      <w:r>
+        <w:rPr>
+          <w:rFonts w:ascii="Times New Roman" w:eastAsia="Times New Roman" w:hAnsi="Times New Roman" w:cs="Times New Roman"/>
+          <w:i/>
+          <w:iCs/>
+          <w:highlight w:val="yellow"/>
+        </w:rPr>
+        <w:t xml:space="preserve">r</w:t>
+      </w:r>
+      <w:r>
+        <w:rPr>
+          <w:rFonts w:ascii="Times New Roman" w:eastAsia="Times New Roman" w:hAnsi="Times New Roman" w:cs="Times New Roman"/>
+          <w:highlight w:val="yellow"/>
+        </w:rPr>
+        <w:t xml:space="preserve">=32) had the highest AJI of the three (0.335 ± 0.020, against 0.262 ± 0.017 for MobileSAM (</w:t>
+      </w:r>
+      <w:r>
+        <w:rPr>
+          <w:rFonts w:ascii="Times New Roman" w:eastAsia="Times New Roman" w:hAnsi="Times New Roman" w:cs="Times New Roman"/>
+          <w:i/>
+          <w:iCs/>
+          <w:highlight w:val="yellow"/>
+        </w:rPr>
+        <w:t xml:space="preserve">r</w:t>
+      </w:r>
+      <w:r>
+        <w:rPr>
+          <w:rFonts w:ascii="Times New Roman" w:eastAsia="Times New Roman" w:hAnsi="Times New Roman" w:cs="Times New Roman"/>
+          <w:highlight w:val="yellow"/>
+        </w:rPr>
+        <w:t xml:space="preserve">=8) and 0.249 ± 0.043 for EdgeSAM (</w:t>
+      </w:r>
+      <w:r>
+        <w:rPr>
+          <w:rFonts w:ascii="Times New Roman" w:eastAsia="Times New Roman" w:hAnsi="Times New Roman" w:cs="Times New Roman"/>
+          <w:i/>
+          <w:iCs/>
+          <w:highlight w:val="yellow"/>
+        </w:rPr>
+        <w:t xml:space="preserve">r</w:t>
+      </w:r>
+      <w:r>
+        <w:rPr>
+          <w:rFonts w:ascii="Times New Roman" w:eastAsia="Times New Roman" w:hAnsi="Times New Roman" w:cs="Times New Roman"/>
+          <w:highlight w:val="yellow"/>
+        </w:rPr>
+        <w:t xml:space="preserve">=8); Table 1). Limited instance separation is a possible source of per-cell measurement error, but its effect on the dry-mass estimates was not quantified separately.</w:t>
       </w:r>
     </w:p>
     <w:p>
@@ -15871,7 +15971,7 @@
           <w:rFonts w:ascii="Times New Roman" w:eastAsia="Times New Roman" w:hAnsi="Times New Roman" w:cs="Times New Roman"/>
           <w:highlight w:val="yellow"/>
         </w:rPr>
-        <w:t>Class composition was computed for each storage day as the share of cells assigned to each class, pooling the six images of the day; cells are 4-connected foreground components of 15 to 200 µm² that do not touch an unannotated region and are not phase-wrapped (Section 2.6). For the predictions, the shares were computed for each seed and averaged (Fig. 7; per-seed values in Supplementary Data 1). Discocytes predominated at day 0 (93.0% in the annotation, 91.7% in the prediction) and fell to 10.5% and 11.0% by day 47, when spherocytes (58.8% and 67.4%) and echinocytes (30.3% and 20.9%) predominated. Stomatocytes remained a minority class, with an annotated share of 4.9% at day 0, 14.8% at day 19 (24 of 162 annotated cells), and 0.4% at day 47, against 6.3%, 11.9% (seed range 7.3–14.6%), and 0.7% for EdgeSAM (</w:t>
+        <w:t xml:space="preserve">Class composition was computed for each storage day as the share of cells assigned to each class, pooling the six images of the day; cells are 4-connected foreground components of 15 to 200 µm² that do not touch an unannotated region and are not phase-wrapped (Section 2.6). For the predictions, the shares were computed for each seed and averaged (Fig. 7; per-seed values in Table S-7). Discocytes predominated at day 0 (93.0% in the annotation, 91.7% in the prediction) and fell to 10.5% and 11.0% by day 47, when spherocytes (58.8% and 67.4%) and echinocytes (30.3% and 20.9%) predominated. Stomatocytes remained a minority class, with an annotated share of 4.9% at day 0, 14.8% at day 19 (24 of 162 annotated cells), and 0.4% at day 47, against 6.3%, 11.9% (seed range 7.3–14.6%), and 0.7% for EdgeSAM (</w:t>
       </w:r>
       <w:r>
         <w:rPr>
@@ -15880,14 +15980,14 @@
           <w:iCs/>
           <w:highlight w:val="yellow"/>
         </w:rPr>
-        <w:t>r</w:t>
-      </w:r>
-      <w:r>
-        <w:rPr>
-          <w:rFonts w:ascii="Times New Roman" w:eastAsia="Times New Roman" w:hAnsi="Times New Roman" w:cs="Times New Roman"/>
-          <w:highlight w:val="yellow"/>
-        </w:rPr>
-        <w:t>=32) and 6.3%, 9.4% and 1.0% for EdgeSAM (</w:t>
+        <w:t xml:space="preserve">r</w:t>
+      </w:r>
+      <w:r>
+        <w:rPr>
+          <w:rFonts w:ascii="Times New Roman" w:eastAsia="Times New Roman" w:hAnsi="Times New Roman" w:cs="Times New Roman"/>
+          <w:highlight w:val="yellow"/>
+        </w:rPr>
+        <w:t xml:space="preserve">=32) and 6.3%, 9.4% and 1.0% for EdgeSAM (</w:t>
       </w:r>
       <w:r>
         <w:rPr>
@@ -15896,14 +15996,14 @@
           <w:iCs/>
           <w:highlight w:val="yellow"/>
         </w:rPr>
-        <w:t>r</w:t>
-      </w:r>
-      <w:r>
-        <w:rPr>
-          <w:rFonts w:ascii="Times New Roman" w:eastAsia="Times New Roman" w:hAnsi="Times New Roman" w:cs="Times New Roman"/>
-          <w:highlight w:val="yellow"/>
-        </w:rPr>
-        <w:t>=8).</w:t>
+        <w:t xml:space="preserve">r</w:t>
+      </w:r>
+      <w:r>
+        <w:rPr>
+          <w:rFonts w:ascii="Times New Roman" w:eastAsia="Times New Roman" w:hAnsi="Times New Roman" w:cs="Times New Roman"/>
+          <w:highlight w:val="yellow"/>
+        </w:rPr>
+        <w:t xml:space="preserve">=8).</w:t>
       </w:r>
     </w:p>
     <w:p>
@@ -16136,7 +16236,7 @@
           <w:rFonts w:ascii="Times New Roman" w:eastAsia="Times New Roman" w:hAnsi="Times New Roman" w:cs="Times New Roman"/>
           <w:highlight w:val="yellow"/>
         </w:rPr>
-        <w:t>After exclusion of wrapped cells, the annotation contains 1988 cells in the 66 validation images, and the EdgeSAM (</w:t>
+        <w:t xml:space="preserve">After exclusion of wrapped cells, the annotation contains 1988 cells in the 66 validation images, and the EdgeSAM (</w:t>
       </w:r>
       <w:r>
         <w:rPr>
@@ -16145,14 +16245,14 @@
           <w:iCs/>
           <w:highlight w:val="yellow"/>
         </w:rPr>
-        <w:t>r</w:t>
-      </w:r>
-      <w:r>
-        <w:rPr>
-          <w:rFonts w:ascii="Times New Roman" w:eastAsia="Times New Roman" w:hAnsi="Times New Roman" w:cs="Times New Roman"/>
-          <w:highlight w:val="yellow"/>
-        </w:rPr>
-        <w:t>=32) predictions contain 1,338, 1,378, 1,437 kept components for seeds 42, 43, and 44 (Table S-4). Projected cell area decreased with storage (Fig. 8b, Table 5): between early (days 0 to 8) and late storage (days 37 to 47), the median area changed by −43.9% in the annotation and by −44.3 ± 1.2% in the predictions. With the 11 acquisition dates as clusters, the permutation p-value of this trend was 0.017 for the annotation and 0.001, 0.008, 0.005 for seeds 42, 43, and 44, and every 95% date-bootstrap interval of the Spearman correlation excluded zero, for the annotation only narrowly (−0.85 to −0.004). The median dry mass changed by −0.8% in the annotation and by −6.1 ± 0.3% in the predictions, but a decrease was not statistically supported under date clustering (p = 0.26 for the annotation and 0.10, 0.17, 0.086 for the three seeds; every bootstrap interval included zero; Table S-6). Treating the 66 images as independent observations would give p = 0.008, 0.052, 0.036 for the three seeds, but this ignores that the six images of a date come from the same samples and is therefore not used. The absence of a supported trend is not evidence that dry mass was constant, because a test with 11 clusters has limited power. The change in projected area was thus not accompanied by a statistically supported change in phase-derived dry mass (Fig. 8b, c).</w:t>
+        <w:t xml:space="preserve">r</w:t>
+      </w:r>
+      <w:r>
+        <w:rPr>
+          <w:rFonts w:ascii="Times New Roman" w:eastAsia="Times New Roman" w:hAnsi="Times New Roman" w:cs="Times New Roman"/>
+          <w:highlight w:val="yellow"/>
+        </w:rPr>
+        <w:t xml:space="preserve">=32) predictions contain 1,338, 1,378, 1,437 kept components for seeds 42, 43, and 44 (Table S-4). Projected cell area decreased with storage (Fig. 8b, Table 5): between early (days 0 to 8) and late storage (days 37 to 47), the median area changed by −43.9% in the annotation and by −44.3 ± 1.2% in the predictions. With the 11 acquisition dates as clusters, the permutation p-value of this trend was 0.019 for the annotation and 0.001, 0.007, 0.005 for seeds 42, 43, and 44. The 95% date-bootstrap intervals of the Spearman correlation excluded zero for the three seeds (−0.93 to −0.27; −0.86 to −0.09; −0.86 to −0.10) but not for the annotation (−0.85 to 0.03), so for the annotation the decrease is borderline under date clustering. The median dry mass changed by −0.8% in the annotation and by −6.1 ± 0.3% in the predictions, but a decrease was not statistically supported under date clustering (p = 0.27 for the annotation and 0.11, 0.17, 0.083 for the three seeds; every bootstrap interval included zero; Table S-6). Treating the 66 images as independent observations would give p = 0.008, 0.052, 0.036 for the three seeds, but this ignores that the six images of a date come from the same samples and is therefore not used. The absence of a supported trend is not evidence that dry mass was constant, because a test with 11 clusters has limited power. The change in projected area was thus not accompanied by a statistically supported change in phase-derived dry mass (Fig. 8b, c).</w:t>
       </w:r>
     </w:p>
     <w:p>
@@ -16169,7 +16269,7 @@
           <w:rFonts w:ascii="Times New Roman" w:eastAsia="Times New Roman" w:hAnsi="Times New Roman" w:cs="Times New Roman"/>
           <w:highlight w:val="yellow"/>
         </w:rPr>
-        <w:t>Dry mass from the predicted masks was compared with that from the annotation masks using the per-image median dry mass (66 images per seed). For EdgeSAM (</w:t>
+        <w:t xml:space="preserve">Dry mass from the predicted masks was compared with that from the annotation masks using the per-image median dry mass (66 images per seed). For EdgeSAM (</w:t>
       </w:r>
       <w:r>
         <w:rPr>
@@ -16178,14 +16278,14 @@
           <w:iCs/>
           <w:highlight w:val="yellow"/>
         </w:rPr>
-        <w:t>r</w:t>
-      </w:r>
-      <w:r>
-        <w:rPr>
-          <w:rFonts w:ascii="Times New Roman" w:eastAsia="Times New Roman" w:hAnsi="Times New Roman" w:cs="Times New Roman"/>
-          <w:highlight w:val="yellow"/>
-        </w:rPr>
-        <w:t>=32), the median absolute relative error (MdARE) was 3.9 ± 0.5% (4.5, 3.8, 3.5% for seeds 42, 43, and 44), the Bland-Altman bias 0.46 ± 0.68 pg with 95% limits of agreement from −5.1 to +6.0 pg, the Pearson correlation r = 0.38 ± 0.14 (0.29, 0.31, 0.55), and the concordance correlation coefficient 0.32 ± 0.17 (Fig. 8a, Table 5). For MobileSAM (</w:t>
+        <w:t xml:space="preserve">r</w:t>
+      </w:r>
+      <w:r>
+        <w:rPr>
+          <w:rFonts w:ascii="Times New Roman" w:eastAsia="Times New Roman" w:hAnsi="Times New Roman" w:cs="Times New Roman"/>
+          <w:highlight w:val="yellow"/>
+        </w:rPr>
+        <w:t xml:space="preserve">=32), the median absolute relative error (MdARE) was 3.9 ± 0.5% (4.5, 3.8, 3.5% for seeds 42, 43, and 44), the Bland-Altman bias 0.46 ± 0.68 pg with 95% limits of agreement from −5.1 to +6.0 pg, the Pearson correlation r = 0.38 ± 0.14 (0.29, 0.31, 0.55), and the concordance correlation coefficient 0.32 ± 0.17 (Fig. 8a, Table 5). For MobileSAM (</w:t>
       </w:r>
       <w:r>
         <w:rPr>
@@ -16194,14 +16294,14 @@
           <w:iCs/>
           <w:highlight w:val="yellow"/>
         </w:rPr>
-        <w:t>r</w:t>
-      </w:r>
-      <w:r>
-        <w:rPr>
-          <w:rFonts w:ascii="Times New Roman" w:eastAsia="Times New Roman" w:hAnsi="Times New Roman" w:cs="Times New Roman"/>
-          <w:highlight w:val="yellow"/>
-        </w:rPr>
-        <w:t>=8), MdARE was 2.9 ± 0.2%, r = 0.24 ± 0.10, and CCC 0.21 ± 0.11. The correlations are weak and depend on the seed, partly because the annotation-derived per-image medians span a narrow range (25.0 to 33.0 pg). MdARE is a median, not an upper bound: half of the images had larger relative errors, and the limits of agreement show errors of several pg for individual images. To test for a storage-dependent bias, the per-image difference between predicted and annotation-derived median dry mass was related to storage day with the same date-clustered test. For EdgeSAM (</w:t>
+        <w:t xml:space="preserve">r</w:t>
+      </w:r>
+      <w:r>
+        <w:rPr>
+          <w:rFonts w:ascii="Times New Roman" w:eastAsia="Times New Roman" w:hAnsi="Times New Roman" w:cs="Times New Roman"/>
+          <w:highlight w:val="yellow"/>
+        </w:rPr>
+        <w:t xml:space="preserve">=8), MdARE was 2.9 ± 0.2%, r = 0.24 ± 0.10, and CCC 0.21 ± 0.11. The correlations are weak and depend on the seed, partly because the annotation-derived per-image medians span a narrow range (25.0 to 33.0 pg). MdARE is a median, not an upper bound: half of the images had larger relative errors, and the limits of agreement show errors of several pg for individual images. To test for a storage-dependent bias, the per-image difference between predicted and annotation-derived median dry mass was related to storage day with the same date-clustered test. For EdgeSAM (</w:t>
       </w:r>
       <w:r>
         <w:rPr>
@@ -16210,14 +16310,14 @@
           <w:iCs/>
           <w:highlight w:val="yellow"/>
         </w:rPr>
-        <w:t>r</w:t>
-      </w:r>
-      <w:r>
-        <w:rPr>
-          <w:rFonts w:ascii="Times New Roman" w:eastAsia="Times New Roman" w:hAnsi="Times New Roman" w:cs="Times New Roman"/>
-          <w:highlight w:val="yellow"/>
-        </w:rPr>
-        <w:t>=32), this correlation was weakly negative (Spearman ρ = −0.29, −0.21, −0.23 for the three seeds) but not statistically supported (p = 0.078, 0.19, 0.088; every bootstrap interval included zero), and for MobileSAM (</w:t>
+        <w:t xml:space="preserve">r</w:t>
+      </w:r>
+      <w:r>
+        <w:rPr>
+          <w:rFonts w:ascii="Times New Roman" w:eastAsia="Times New Roman" w:hAnsi="Times New Roman" w:cs="Times New Roman"/>
+          <w:highlight w:val="yellow"/>
+        </w:rPr>
+        <w:t xml:space="preserve">=32), this correlation was weakly negative (Spearman ρ = −0.29, −0.21, −0.23 for the three seeds) but not statistically supported (p = 0.078, 0.20, 0.090; every bootstrap interval included zero), and for MobileSAM (</w:t>
       </w:r>
       <w:r>
         <w:rPr>
@@ -16226,22 +16326,14 @@
           <w:iCs/>
           <w:highlight w:val="yellow"/>
         </w:rPr>
-        <w:t>r</w:t>
-      </w:r>
-      <w:r>
-        <w:rPr>
-          <w:rFonts w:ascii="Times New Roman" w:eastAsia="Times New Roman" w:hAnsi="Times New Roman" w:cs="Times New Roman"/>
-          <w:highlight w:val="yellow"/>
-        </w:rPr>
-        <w:t xml:space="preserve">=8) no association was found (p = 0.78, 0.63, 0.98). The larger early-to-late change in the predicted than in the annotated dry mass therefore cannot be attributed to a storage-dependent bias with these data. Both segmentations are evaluated on the same phase maps, each with its own background estimate, so </w:t>
-      </w:r>
-      <w:r>
-        <w:rPr>
-          <w:rFonts w:ascii="Times New Roman" w:eastAsia="Times New Roman" w:hAnsi="Times New Roman" w:cs="Times New Roman"/>
-          <w:highlight w:val="yellow"/>
-        </w:rPr>
-        <w:lastRenderedPageBreak/>
-        <w:t>these values describe agreement between segmentations and not the accuracy of absolute dry mass (Section 2.6).</w:t>
+        <w:t xml:space="preserve">r</w:t>
+      </w:r>
+      <w:r>
+        <w:rPr>
+          <w:rFonts w:ascii="Times New Roman" w:eastAsia="Times New Roman" w:hAnsi="Times New Roman" w:cs="Times New Roman"/>
+          <w:highlight w:val="yellow"/>
+        </w:rPr>
+        <w:t xml:space="preserve">=8) no association was found (p = 0.79, 0.63, 0.98). The larger early-to-late change in the predicted than in the annotated dry mass therefore cannot be attributed to a storage-dependent bias with these data. Both segmentations are evaluated on the same phase maps, each with its own background estimate, so these values describe agreement between segmentations and not the accuracy of absolute dry mass (Section 2.6).</w:t>
       </w:r>
     </w:p>
     <w:p>
@@ -16255,7 +16347,7 @@
           <w:rFonts w:ascii="Times New Roman" w:eastAsia="Times New Roman" w:hAnsi="Times New Roman" w:cs="Times New Roman"/>
           <w:highlight w:val="yellow"/>
         </w:rPr>
-        <w:t>The predicted components that pass the cell filters are not cell counts: touching cells can merge into one component and fragments are discarded. On days 8, 12, and 15, the number of kept EdgeSAM (</w:t>
+        <w:t xml:space="preserve">The predicted components that pass the cell filters are not cell counts: touching cells can merge into one component and fragments are discarded. On days 8, 12, and 15, the number of kept EdgeSAM (</w:t>
       </w:r>
       <w:r>
         <w:rPr>
@@ -16264,14 +16356,14 @@
           <w:iCs/>
           <w:highlight w:val="yellow"/>
         </w:rPr>
-        <w:t>r</w:t>
-      </w:r>
-      <w:r>
-        <w:rPr>
-          <w:rFonts w:ascii="Times New Roman" w:eastAsia="Times New Roman" w:hAnsi="Times New Roman" w:cs="Times New Roman"/>
-          <w:highlight w:val="yellow"/>
-        </w:rPr>
-        <w:t>=32) components was only 0.52, 0.49 and 0.29 of the annotated cell count (mean over seeds; open markers in Fig. 8b, c), against 0.70 to 0.96 on the other days; MobileSAM (</w:t>
+        <w:t xml:space="preserve">r</w:t>
+      </w:r>
+      <w:r>
+        <w:rPr>
+          <w:rFonts w:ascii="Times New Roman" w:eastAsia="Times New Roman" w:hAnsi="Times New Roman" w:cs="Times New Roman"/>
+          <w:highlight w:val="yellow"/>
+        </w:rPr>
+        <w:t xml:space="preserve">=32) components was only 0.52, 0.49 and 0.29 of the annotated cell count (mean over seeds; open markers in Fig. 8b, c), against 0.70 to 0.96 on the other days; MobileSAM (</w:t>
       </w:r>
       <w:r>
         <w:rPr>
@@ -16280,14 +16372,14 @@
           <w:iCs/>
           <w:highlight w:val="yellow"/>
         </w:rPr>
-        <w:t>r</w:t>
-      </w:r>
-      <w:r>
-        <w:rPr>
-          <w:rFonts w:ascii="Times New Roman" w:eastAsia="Times New Roman" w:hAnsi="Times New Roman" w:cs="Times New Roman"/>
-          <w:highlight w:val="yellow"/>
-        </w:rPr>
-        <w:t>=8) showed the same pattern (0.48, 0.46 and 0.17). On day 15, including wrapped components and averaged over the three seeds, the six images yielded 61.3 kept components for 211 annotated cells, with 116 fragments smaller than 15 µm², 22 components larger than 200 µm², and 46 components of admissible size touching the unannotated region, while the predicted foreground area was 0.98 of the annotated area (Fig. S-6). The low counts on these days are consistent with merging and fragmentation in crowded images and do not indicate a reduction in cell number; predicted mean area and dry mass on these days are selection-biased and are not interpreted biologically. With MobileSAM (</w:t>
+        <w:t xml:space="preserve">r</w:t>
+      </w:r>
+      <w:r>
+        <w:rPr>
+          <w:rFonts w:ascii="Times New Roman" w:eastAsia="Times New Roman" w:hAnsi="Times New Roman" w:cs="Times New Roman"/>
+          <w:highlight w:val="yellow"/>
+        </w:rPr>
+        <w:t xml:space="preserve">=8) showed the same pattern (0.48, 0.46 and 0.17). On day 15, including wrapped components and averaged over the three seeds, the six images yielded 61.3 kept components for 211 annotated cells, with 116 fragments smaller than 15 µm², 22 components larger than 200 µm², and 46 components of admissible size touching the unannotated region, while the predicted foreground area was 0.98 of the annotated area (Fig. S-6). The low counts on these days are consistent with merging and fragmentation in crowded images and do not indicate a reduction in cell number; predicted mean area and dry mass on these days are selection-biased and are not interpreted biologically. With MobileSAM (</w:t>
       </w:r>
       <w:r>
         <w:rPr>
@@ -16296,14 +16388,14 @@
           <w:iCs/>
           <w:highlight w:val="yellow"/>
         </w:rPr>
-        <w:t>r</w:t>
-      </w:r>
-      <w:r>
-        <w:rPr>
-          <w:rFonts w:ascii="Times New Roman" w:eastAsia="Times New Roman" w:hAnsi="Times New Roman" w:cs="Times New Roman"/>
-          <w:highlight w:val="yellow"/>
-        </w:rPr>
-        <w:t>=8), the early-to-late change was −40.6 ± 1.3% for area (p = 0.004, 0.007, 0.024) and −2.6 ± 0.4% for dry mass (p = 0.36, 0.23, 0.34) (Table 5, Table S-5).</w:t>
+        <w:t xml:space="preserve">r</w:t>
+      </w:r>
+      <w:r>
+        <w:rPr>
+          <w:rFonts w:ascii="Times New Roman" w:eastAsia="Times New Roman" w:hAnsi="Times New Roman" w:cs="Times New Roman"/>
+          <w:highlight w:val="yellow"/>
+        </w:rPr>
+        <w:t xml:space="preserve">=8), the early-to-late change was −40.6 ± 1.3% for area (p = 0.005, 0.006, 0.027; the bootstrap interval excluded zero for 2 of the 3 seeds) and −2.6 ± 0.4% for dry mass (p = 0.36, 0.24, 0.33) (Table 5, Table S-5).</w:t>
       </w:r>
     </w:p>
     <w:p>
@@ -16357,26 +16449,24 @@
           <w:left w:w="57" w:type="dxa"/>
           <w:right w:w="57" w:type="dxa"/>
         </w:tblCellMar>
-        <w:tblLook w:val="0620" w:firstRow="1" w:lastRow="0" w:firstColumn="0" w:lastColumn="0" w:noHBand="1" w:noVBand="1"/>
+        <w:tblLook w:val="04A0" w:firstRow="1" w:lastRow="0" w:firstColumn="0" w:lastColumn="0" w:noHBand="1" w:noVBand="1"/>
       </w:tblPr>
       <w:tblGrid>
         <w:gridCol w:w="1463"/>
-        <w:gridCol w:w="941"/>
-        <w:gridCol w:w="1044"/>
+        <w:gridCol w:w="940"/>
+        <w:gridCol w:w="1045"/>
         <w:gridCol w:w="940"/>
         <w:gridCol w:w="940"/>
-        <w:gridCol w:w="1044"/>
-        <w:gridCol w:w="1044"/>
-        <w:gridCol w:w="1044"/>
+        <w:gridCol w:w="1045"/>
+        <w:gridCol w:w="1045"/>
+        <w:gridCol w:w="1045"/>
         <w:gridCol w:w="940"/>
-        <w:gridCol w:w="1044"/>
+        <w:gridCol w:w="1045"/>
       </w:tblGrid>
       <w:tr>
         <w:trPr>
-          <w:cnfStyle w:val="100000000000" w:firstRow="1" w:lastRow="0" w:firstColumn="0" w:lastColumn="0" w:oddVBand="0" w:evenVBand="0" w:oddHBand="0" w:evenHBand="0" w:firstRowFirstColumn="0" w:firstRowLastColumn="0" w:lastRowFirstColumn="0" w:lastRowLastColumn="0"/>
           <w:cantSplit/>
           <w:tblHeader/>
-          <w:jc w:val="center"/>
         </w:trPr>
         <w:tc>
           <w:tcPr>
@@ -16384,14 +16474,20 @@
             <w:vAlign w:val="center"/>
           </w:tcPr>
           <w:p>
-            <w:r>
-              <w:rPr>
-                <w:rFonts w:ascii="Times New Roman" w:eastAsia="Times New Roman" w:hAnsi="Times New Roman" w:cs="Times New Roman"/>
-                <w:sz w:val="17"/>
-                <w:szCs w:val="17"/>
-                <w:highlight w:val="yellow"/>
-              </w:rPr>
-              <w:t>Segmentation</w:t>
+            <w:pPr>
+              <w:spacing w:before="0" w:after="0" w:line="240" w:lineRule="auto"/>
+              <w:jc w:val="left"/>
+            </w:pPr>
+            <w:r>
+              <w:rPr>
+                <w:rFonts w:ascii="Times New Roman" w:hAnsi="Times New Roman" w:cs="Times New Roman" w:eastAsia="Times New Roman"/>
+                <w:b/>
+                <w:bCs/>
+                <w:sz w:val="17"/>
+                <w:szCs w:val="17"/>
+                <w:highlight w:val="yellow"/>
+              </w:rPr>
+              <w:t xml:space="preserve">Segmentation</w:t>
             </w:r>
           </w:p>
         </w:tc>
@@ -16402,16 +16498,19 @@
           </w:tcPr>
           <w:p>
             <w:pPr>
-              <w:jc w:val="center"/>
-            </w:pPr>
-            <w:r>
-              <w:rPr>
-                <w:rFonts w:ascii="Times New Roman" w:eastAsia="Times New Roman" w:hAnsi="Times New Roman" w:cs="Times New Roman"/>
-                <w:sz w:val="17"/>
-                <w:szCs w:val="17"/>
-                <w:highlight w:val="yellow"/>
-              </w:rPr>
-              <w:t>MdARE (%)</w:t>
+              <w:spacing w:before="0" w:after="0" w:line="240" w:lineRule="auto"/>
+              <w:jc w:val="center"/>
+            </w:pPr>
+            <w:r>
+              <w:rPr>
+                <w:rFonts w:ascii="Times New Roman" w:hAnsi="Times New Roman" w:cs="Times New Roman" w:eastAsia="Times New Roman"/>
+                <w:b/>
+                <w:bCs/>
+                <w:sz w:val="17"/>
+                <w:szCs w:val="17"/>
+                <w:highlight w:val="yellow"/>
+              </w:rPr>
+              <w:t xml:space="preserve">MdARE (%)</w:t>
             </w:r>
           </w:p>
         </w:tc>
@@ -16422,16 +16521,19 @@
           </w:tcPr>
           <w:p>
             <w:pPr>
-              <w:jc w:val="center"/>
-            </w:pPr>
-            <w:r>
-              <w:rPr>
-                <w:rFonts w:ascii="Times New Roman" w:eastAsia="Times New Roman" w:hAnsi="Times New Roman" w:cs="Times New Roman"/>
-                <w:sz w:val="17"/>
-                <w:szCs w:val="17"/>
-                <w:highlight w:val="yellow"/>
-              </w:rPr>
-              <w:t>Bias (pg)</w:t>
+              <w:spacing w:before="0" w:after="0" w:line="240" w:lineRule="auto"/>
+              <w:jc w:val="center"/>
+            </w:pPr>
+            <w:r>
+              <w:rPr>
+                <w:rFonts w:ascii="Times New Roman" w:hAnsi="Times New Roman" w:cs="Times New Roman" w:eastAsia="Times New Roman"/>
+                <w:b/>
+                <w:bCs/>
+                <w:sz w:val="17"/>
+                <w:szCs w:val="17"/>
+                <w:highlight w:val="yellow"/>
+              </w:rPr>
+              <w:t xml:space="preserve">Bias (pg)</w:t>
             </w:r>
           </w:p>
         </w:tc>
@@ -16442,16 +16544,19 @@
           </w:tcPr>
           <w:p>
             <w:pPr>
-              <w:jc w:val="center"/>
-            </w:pPr>
-            <w:r>
-              <w:rPr>
-                <w:rFonts w:ascii="Times New Roman" w:eastAsia="Times New Roman" w:hAnsi="Times New Roman" w:cs="Times New Roman"/>
-                <w:sz w:val="17"/>
-                <w:szCs w:val="17"/>
-                <w:highlight w:val="yellow"/>
-              </w:rPr>
-              <w:t>Pearson r</w:t>
+              <w:spacing w:before="0" w:after="0" w:line="240" w:lineRule="auto"/>
+              <w:jc w:val="center"/>
+            </w:pPr>
+            <w:r>
+              <w:rPr>
+                <w:rFonts w:ascii="Times New Roman" w:hAnsi="Times New Roman" w:cs="Times New Roman" w:eastAsia="Times New Roman"/>
+                <w:b/>
+                <w:bCs/>
+                <w:sz w:val="17"/>
+                <w:szCs w:val="17"/>
+                <w:highlight w:val="yellow"/>
+              </w:rPr>
+              <w:t xml:space="preserve">Pearson r</w:t>
             </w:r>
           </w:p>
         </w:tc>
@@ -16462,16 +16567,19 @@
           </w:tcPr>
           <w:p>
             <w:pPr>
-              <w:jc w:val="center"/>
-            </w:pPr>
-            <w:r>
-              <w:rPr>
-                <w:rFonts w:ascii="Times New Roman" w:eastAsia="Times New Roman" w:hAnsi="Times New Roman" w:cs="Times New Roman"/>
-                <w:sz w:val="17"/>
-                <w:szCs w:val="17"/>
-                <w:highlight w:val="yellow"/>
-              </w:rPr>
-              <w:t>CCC</w:t>
+              <w:spacing w:before="0" w:after="0" w:line="240" w:lineRule="auto"/>
+              <w:jc w:val="center"/>
+            </w:pPr>
+            <w:r>
+              <w:rPr>
+                <w:rFonts w:ascii="Times New Roman" w:hAnsi="Times New Roman" w:cs="Times New Roman" w:eastAsia="Times New Roman"/>
+                <w:b/>
+                <w:bCs/>
+                <w:sz w:val="17"/>
+                <w:szCs w:val="17"/>
+                <w:highlight w:val="yellow"/>
+              </w:rPr>
+              <w:t xml:space="preserve">CCC</w:t>
             </w:r>
           </w:p>
         </w:tc>
@@ -16482,16 +16590,19 @@
           </w:tcPr>
           <w:p>
             <w:pPr>
-              <w:jc w:val="center"/>
-            </w:pPr>
-            <w:r>
-              <w:rPr>
-                <w:rFonts w:ascii="Times New Roman" w:eastAsia="Times New Roman" w:hAnsi="Times New Roman" w:cs="Times New Roman"/>
-                <w:sz w:val="17"/>
-                <w:szCs w:val="17"/>
-                <w:highlight w:val="yellow"/>
-              </w:rPr>
-              <w:t>Δ area (%)</w:t>
+              <w:spacing w:before="0" w:after="0" w:line="240" w:lineRule="auto"/>
+              <w:jc w:val="center"/>
+            </w:pPr>
+            <w:r>
+              <w:rPr>
+                <w:rFonts w:ascii="Times New Roman" w:hAnsi="Times New Roman" w:cs="Times New Roman" w:eastAsia="Times New Roman"/>
+                <w:b/>
+                <w:bCs/>
+                <w:sz w:val="17"/>
+                <w:szCs w:val="17"/>
+                <w:highlight w:val="yellow"/>
+              </w:rPr>
+              <w:t xml:space="preserve">Δ area (%)</w:t>
             </w:r>
           </w:p>
         </w:tc>
@@ -16502,16 +16613,19 @@
           </w:tcPr>
           <w:p>
             <w:pPr>
-              <w:jc w:val="center"/>
-            </w:pPr>
-            <w:r>
-              <w:rPr>
-                <w:rFonts w:ascii="Times New Roman" w:eastAsia="Times New Roman" w:hAnsi="Times New Roman" w:cs="Times New Roman"/>
-                <w:sz w:val="17"/>
-                <w:szCs w:val="17"/>
-                <w:highlight w:val="yellow"/>
-              </w:rPr>
-              <w:t>p, area</w:t>
+              <w:spacing w:before="0" w:after="0" w:line="240" w:lineRule="auto"/>
+              <w:jc w:val="center"/>
+            </w:pPr>
+            <w:r>
+              <w:rPr>
+                <w:rFonts w:ascii="Times New Roman" w:hAnsi="Times New Roman" w:cs="Times New Roman" w:eastAsia="Times New Roman"/>
+                <w:b/>
+                <w:bCs/>
+                <w:sz w:val="17"/>
+                <w:szCs w:val="17"/>
+                <w:highlight w:val="yellow"/>
+              </w:rPr>
+              <w:t xml:space="preserve">p, area</w:t>
             </w:r>
           </w:p>
         </w:tc>
@@ -16522,16 +16636,19 @@
           </w:tcPr>
           <w:p>
             <w:pPr>
-              <w:jc w:val="center"/>
-            </w:pPr>
-            <w:r>
-              <w:rPr>
-                <w:rFonts w:ascii="Times New Roman" w:eastAsia="Times New Roman" w:hAnsi="Times New Roman" w:cs="Times New Roman"/>
-                <w:sz w:val="17"/>
-                <w:szCs w:val="17"/>
-                <w:highlight w:val="yellow"/>
-              </w:rPr>
-              <w:t>Δ dry mass (%)</w:t>
+              <w:spacing w:before="0" w:after="0" w:line="240" w:lineRule="auto"/>
+              <w:jc w:val="center"/>
+            </w:pPr>
+            <w:r>
+              <w:rPr>
+                <w:rFonts w:ascii="Times New Roman" w:hAnsi="Times New Roman" w:cs="Times New Roman" w:eastAsia="Times New Roman"/>
+                <w:b/>
+                <w:bCs/>
+                <w:sz w:val="17"/>
+                <w:szCs w:val="17"/>
+                <w:highlight w:val="yellow"/>
+              </w:rPr>
+              <w:t xml:space="preserve">Δ dry mass (%)</w:t>
             </w:r>
           </w:p>
         </w:tc>
@@ -16542,16 +16659,19 @@
           </w:tcPr>
           <w:p>
             <w:pPr>
-              <w:jc w:val="center"/>
-            </w:pPr>
-            <w:r>
-              <w:rPr>
-                <w:rFonts w:ascii="Times New Roman" w:eastAsia="Times New Roman" w:hAnsi="Times New Roman" w:cs="Times New Roman"/>
-                <w:sz w:val="17"/>
-                <w:szCs w:val="17"/>
-                <w:highlight w:val="yellow"/>
-              </w:rPr>
-              <w:t>p, dry mass</w:t>
+              <w:spacing w:before="0" w:after="0" w:line="240" w:lineRule="auto"/>
+              <w:jc w:val="center"/>
+            </w:pPr>
+            <w:r>
+              <w:rPr>
+                <w:rFonts w:ascii="Times New Roman" w:hAnsi="Times New Roman" w:cs="Times New Roman" w:eastAsia="Times New Roman"/>
+                <w:b/>
+                <w:bCs/>
+                <w:sz w:val="17"/>
+                <w:szCs w:val="17"/>
+                <w:highlight w:val="yellow"/>
+              </w:rPr>
+              <w:t xml:space="preserve">p, dry mass</w:t>
             </w:r>
           </w:p>
         </w:tc>
@@ -16562,16 +16682,19 @@
           </w:tcPr>
           <w:p>
             <w:pPr>
-              <w:jc w:val="center"/>
-            </w:pPr>
-            <w:r>
-              <w:rPr>
-                <w:rFonts w:ascii="Times New Roman" w:eastAsia="Times New Roman" w:hAnsi="Times New Roman" w:cs="Times New Roman"/>
-                <w:sz w:val="17"/>
-                <w:szCs w:val="17"/>
-                <w:highlight w:val="yellow"/>
-              </w:rPr>
-              <w:t>p, bias vs day</w:t>
+              <w:spacing w:before="0" w:after="0" w:line="240" w:lineRule="auto"/>
+              <w:jc w:val="center"/>
+            </w:pPr>
+            <w:r>
+              <w:rPr>
+                <w:rFonts w:ascii="Times New Roman" w:hAnsi="Times New Roman" w:cs="Times New Roman" w:eastAsia="Times New Roman"/>
+                <w:b/>
+                <w:bCs/>
+                <w:sz w:val="17"/>
+                <w:szCs w:val="17"/>
+                <w:highlight w:val="yellow"/>
+              </w:rPr>
+              <w:t xml:space="preserve">p, bias vs day</w:t>
             </w:r>
           </w:p>
         </w:tc>
@@ -16579,7 +16702,6 @@
       <w:tr>
         <w:trPr>
           <w:cantSplit/>
-          <w:jc w:val="center"/>
         </w:trPr>
         <w:tc>
           <w:tcPr>
@@ -16587,14 +16709,18 @@
             <w:vAlign w:val="center"/>
           </w:tcPr>
           <w:p>
-            <w:r>
-              <w:rPr>
-                <w:rFonts w:ascii="Times New Roman" w:eastAsia="Times New Roman" w:hAnsi="Times New Roman" w:cs="Times New Roman"/>
-                <w:sz w:val="17"/>
-                <w:szCs w:val="17"/>
-                <w:highlight w:val="yellow"/>
-              </w:rPr>
-              <w:t>Annotation (reference)</w:t>
+            <w:pPr>
+              <w:spacing w:before="0" w:after="0" w:line="240" w:lineRule="auto"/>
+              <w:jc w:val="left"/>
+            </w:pPr>
+            <w:r>
+              <w:rPr>
+                <w:rFonts w:ascii="Times New Roman" w:hAnsi="Times New Roman" w:cs="Times New Roman" w:eastAsia="Times New Roman"/>
+                <w:sz w:val="17"/>
+                <w:szCs w:val="17"/>
+                <w:highlight w:val="yellow"/>
+              </w:rPr>
+              <w:t xml:space="preserve">Annotation (reference)</w:t>
             </w:r>
           </w:p>
         </w:tc>
@@ -16605,16 +16731,17 @@
           </w:tcPr>
           <w:p>
             <w:pPr>
-              <w:jc w:val="center"/>
-            </w:pPr>
-            <w:r>
-              <w:rPr>
-                <w:rFonts w:ascii="Times New Roman" w:eastAsia="Times New Roman" w:hAnsi="Times New Roman" w:cs="Times New Roman"/>
-                <w:sz w:val="17"/>
-                <w:szCs w:val="17"/>
-                <w:highlight w:val="yellow"/>
-              </w:rPr>
-              <w:t>–</w:t>
+              <w:spacing w:before="0" w:after="0" w:line="240" w:lineRule="auto"/>
+              <w:jc w:val="center"/>
+            </w:pPr>
+            <w:r>
+              <w:rPr>
+                <w:rFonts w:ascii="Times New Roman" w:hAnsi="Times New Roman" w:cs="Times New Roman" w:eastAsia="Times New Roman"/>
+                <w:sz w:val="17"/>
+                <w:szCs w:val="17"/>
+                <w:highlight w:val="yellow"/>
+              </w:rPr>
+              <w:t xml:space="preserve">–</w:t>
             </w:r>
           </w:p>
         </w:tc>
@@ -16625,16 +16752,17 @@
           </w:tcPr>
           <w:p>
             <w:pPr>
-              <w:jc w:val="center"/>
-            </w:pPr>
-            <w:r>
-              <w:rPr>
-                <w:rFonts w:ascii="Times New Roman" w:eastAsia="Times New Roman" w:hAnsi="Times New Roman" w:cs="Times New Roman"/>
-                <w:sz w:val="17"/>
-                <w:szCs w:val="17"/>
-                <w:highlight w:val="yellow"/>
-              </w:rPr>
-              <w:t>–</w:t>
+              <w:spacing w:before="0" w:after="0" w:line="240" w:lineRule="auto"/>
+              <w:jc w:val="center"/>
+            </w:pPr>
+            <w:r>
+              <w:rPr>
+                <w:rFonts w:ascii="Times New Roman" w:hAnsi="Times New Roman" w:cs="Times New Roman" w:eastAsia="Times New Roman"/>
+                <w:sz w:val="17"/>
+                <w:szCs w:val="17"/>
+                <w:highlight w:val="yellow"/>
+              </w:rPr>
+              <w:t xml:space="preserve">–</w:t>
             </w:r>
           </w:p>
         </w:tc>
@@ -16645,16 +16773,17 @@
           </w:tcPr>
           <w:p>
             <w:pPr>
-              <w:jc w:val="center"/>
-            </w:pPr>
-            <w:r>
-              <w:rPr>
-                <w:rFonts w:ascii="Times New Roman" w:eastAsia="Times New Roman" w:hAnsi="Times New Roman" w:cs="Times New Roman"/>
-                <w:sz w:val="17"/>
-                <w:szCs w:val="17"/>
-                <w:highlight w:val="yellow"/>
-              </w:rPr>
-              <w:t>–</w:t>
+              <w:spacing w:before="0" w:after="0" w:line="240" w:lineRule="auto"/>
+              <w:jc w:val="center"/>
+            </w:pPr>
+            <w:r>
+              <w:rPr>
+                <w:rFonts w:ascii="Times New Roman" w:hAnsi="Times New Roman" w:cs="Times New Roman" w:eastAsia="Times New Roman"/>
+                <w:sz w:val="17"/>
+                <w:szCs w:val="17"/>
+                <w:highlight w:val="yellow"/>
+              </w:rPr>
+              <w:t xml:space="preserve">–</w:t>
             </w:r>
           </w:p>
         </w:tc>
@@ -16665,16 +16794,17 @@
           </w:tcPr>
           <w:p>
             <w:pPr>
-              <w:jc w:val="center"/>
-            </w:pPr>
-            <w:r>
-              <w:rPr>
-                <w:rFonts w:ascii="Times New Roman" w:eastAsia="Times New Roman" w:hAnsi="Times New Roman" w:cs="Times New Roman"/>
-                <w:sz w:val="17"/>
-                <w:szCs w:val="17"/>
-                <w:highlight w:val="yellow"/>
-              </w:rPr>
-              <w:t>–</w:t>
+              <w:spacing w:before="0" w:after="0" w:line="240" w:lineRule="auto"/>
+              <w:jc w:val="center"/>
+            </w:pPr>
+            <w:r>
+              <w:rPr>
+                <w:rFonts w:ascii="Times New Roman" w:hAnsi="Times New Roman" w:cs="Times New Roman" w:eastAsia="Times New Roman"/>
+                <w:sz w:val="17"/>
+                <w:szCs w:val="17"/>
+                <w:highlight w:val="yellow"/>
+              </w:rPr>
+              <w:t xml:space="preserve">–</w:t>
             </w:r>
           </w:p>
         </w:tc>
@@ -16685,16 +16815,17 @@
           </w:tcPr>
           <w:p>
             <w:pPr>
-              <w:jc w:val="center"/>
-            </w:pPr>
-            <w:r>
-              <w:rPr>
-                <w:rFonts w:ascii="Times New Roman" w:eastAsia="Times New Roman" w:hAnsi="Times New Roman" w:cs="Times New Roman"/>
-                <w:sz w:val="17"/>
-                <w:szCs w:val="17"/>
-                <w:highlight w:val="yellow"/>
-              </w:rPr>
-              <w:t>−43.9</w:t>
+              <w:spacing w:before="0" w:after="0" w:line="240" w:lineRule="auto"/>
+              <w:jc w:val="center"/>
+            </w:pPr>
+            <w:r>
+              <w:rPr>
+                <w:rFonts w:ascii="Times New Roman" w:hAnsi="Times New Roman" w:cs="Times New Roman" w:eastAsia="Times New Roman"/>
+                <w:sz w:val="17"/>
+                <w:szCs w:val="17"/>
+                <w:highlight w:val="yellow"/>
+              </w:rPr>
+              <w:t xml:space="preserve">−43.9</w:t>
             </w:r>
           </w:p>
         </w:tc>
@@ -16705,16 +16836,17 @@
           </w:tcPr>
           <w:p>
             <w:pPr>
-              <w:jc w:val="center"/>
-            </w:pPr>
-            <w:r>
-              <w:rPr>
-                <w:rFonts w:ascii="Times New Roman" w:eastAsia="Times New Roman" w:hAnsi="Times New Roman" w:cs="Times New Roman"/>
-                <w:sz w:val="17"/>
-                <w:szCs w:val="17"/>
-                <w:highlight w:val="yellow"/>
-              </w:rPr>
-              <w:t>0.017</w:t>
+              <w:spacing w:before="0" w:after="0" w:line="240" w:lineRule="auto"/>
+              <w:jc w:val="center"/>
+            </w:pPr>
+            <w:r>
+              <w:rPr>
+                <w:rFonts w:ascii="Times New Roman" w:hAnsi="Times New Roman" w:cs="Times New Roman" w:eastAsia="Times New Roman"/>
+                <w:sz w:val="17"/>
+                <w:szCs w:val="17"/>
+                <w:highlight w:val="yellow"/>
+              </w:rPr>
+              <w:t xml:space="preserve">0.019</w:t>
             </w:r>
           </w:p>
         </w:tc>
@@ -16725,16 +16857,17 @@
           </w:tcPr>
           <w:p>
             <w:pPr>
-              <w:jc w:val="center"/>
-            </w:pPr>
-            <w:r>
-              <w:rPr>
-                <w:rFonts w:ascii="Times New Roman" w:eastAsia="Times New Roman" w:hAnsi="Times New Roman" w:cs="Times New Roman"/>
-                <w:sz w:val="17"/>
-                <w:szCs w:val="17"/>
-                <w:highlight w:val="yellow"/>
-              </w:rPr>
-              <w:t>−0.8</w:t>
+              <w:spacing w:before="0" w:after="0" w:line="240" w:lineRule="auto"/>
+              <w:jc w:val="center"/>
+            </w:pPr>
+            <w:r>
+              <w:rPr>
+                <w:rFonts w:ascii="Times New Roman" w:hAnsi="Times New Roman" w:cs="Times New Roman" w:eastAsia="Times New Roman"/>
+                <w:sz w:val="17"/>
+                <w:szCs w:val="17"/>
+                <w:highlight w:val="yellow"/>
+              </w:rPr>
+              <w:t xml:space="preserve">−0.8</w:t>
             </w:r>
           </w:p>
         </w:tc>
@@ -16745,16 +16878,17 @@
           </w:tcPr>
           <w:p>
             <w:pPr>
-              <w:jc w:val="center"/>
-            </w:pPr>
-            <w:r>
-              <w:rPr>
-                <w:rFonts w:ascii="Times New Roman" w:eastAsia="Times New Roman" w:hAnsi="Times New Roman" w:cs="Times New Roman"/>
-                <w:sz w:val="17"/>
-                <w:szCs w:val="17"/>
-                <w:highlight w:val="yellow"/>
-              </w:rPr>
-              <w:t>0.26</w:t>
+              <w:spacing w:before="0" w:after="0" w:line="240" w:lineRule="auto"/>
+              <w:jc w:val="center"/>
+            </w:pPr>
+            <w:r>
+              <w:rPr>
+                <w:rFonts w:ascii="Times New Roman" w:hAnsi="Times New Roman" w:cs="Times New Roman" w:eastAsia="Times New Roman"/>
+                <w:sz w:val="17"/>
+                <w:szCs w:val="17"/>
+                <w:highlight w:val="yellow"/>
+              </w:rPr>
+              <w:t xml:space="preserve">0.27</w:t>
             </w:r>
           </w:p>
         </w:tc>
@@ -16765,16 +16899,17 @@
           </w:tcPr>
           <w:p>
             <w:pPr>
-              <w:jc w:val="center"/>
-            </w:pPr>
-            <w:r>
-              <w:rPr>
-                <w:rFonts w:ascii="Times New Roman" w:eastAsia="Times New Roman" w:hAnsi="Times New Roman" w:cs="Times New Roman"/>
-                <w:sz w:val="17"/>
-                <w:szCs w:val="17"/>
-                <w:highlight w:val="yellow"/>
-              </w:rPr>
-              <w:t>–</w:t>
+              <w:spacing w:before="0" w:after="0" w:line="240" w:lineRule="auto"/>
+              <w:jc w:val="center"/>
+            </w:pPr>
+            <w:r>
+              <w:rPr>
+                <w:rFonts w:ascii="Times New Roman" w:hAnsi="Times New Roman" w:cs="Times New Roman" w:eastAsia="Times New Roman"/>
+                <w:sz w:val="17"/>
+                <w:szCs w:val="17"/>
+                <w:highlight w:val="yellow"/>
+              </w:rPr>
+              <w:t xml:space="preserve">–</w:t>
             </w:r>
           </w:p>
         </w:tc>
@@ -16782,7 +16917,6 @@
       <w:tr>
         <w:trPr>
           <w:cantSplit/>
-          <w:jc w:val="center"/>
         </w:trPr>
         <w:tc>
           <w:tcPr>
@@ -16790,34 +16924,38 @@
             <w:vAlign w:val="center"/>
           </w:tcPr>
           <w:p>
-            <w:r>
-              <w:rPr>
-                <w:rFonts w:ascii="Times New Roman" w:eastAsia="Times New Roman" w:hAnsi="Times New Roman" w:cs="Times New Roman"/>
-                <w:sz w:val="17"/>
-                <w:szCs w:val="17"/>
-                <w:highlight w:val="yellow"/>
-              </w:rPr>
-              <w:t>EdgeSAM (</w:t>
-            </w:r>
-            <w:r>
-              <w:rPr>
-                <w:rFonts w:ascii="Times New Roman" w:eastAsia="Times New Roman" w:hAnsi="Times New Roman" w:cs="Times New Roman"/>
+            <w:pPr>
+              <w:spacing w:before="0" w:after="0" w:line="240" w:lineRule="auto"/>
+              <w:jc w:val="left"/>
+            </w:pPr>
+            <w:r>
+              <w:rPr>
+                <w:rFonts w:ascii="Times New Roman" w:hAnsi="Times New Roman" w:cs="Times New Roman" w:eastAsia="Times New Roman"/>
+                <w:sz w:val="17"/>
+                <w:szCs w:val="17"/>
+                <w:highlight w:val="yellow"/>
+              </w:rPr>
+              <w:t xml:space="preserve">EdgeSAM (</w:t>
+            </w:r>
+            <w:r>
+              <w:rPr>
+                <w:rFonts w:ascii="Times New Roman" w:hAnsi="Times New Roman" w:cs="Times New Roman" w:eastAsia="Times New Roman"/>
                 <w:i/>
                 <w:iCs/>
                 <w:sz w:val="17"/>
                 <w:szCs w:val="17"/>
                 <w:highlight w:val="yellow"/>
               </w:rPr>
-              <w:t>r</w:t>
-            </w:r>
-            <w:r>
-              <w:rPr>
-                <w:rFonts w:ascii="Times New Roman" w:eastAsia="Times New Roman" w:hAnsi="Times New Roman" w:cs="Times New Roman"/>
-                <w:sz w:val="17"/>
-                <w:szCs w:val="17"/>
-                <w:highlight w:val="yellow"/>
-              </w:rPr>
-              <w:t>=32)</w:t>
+              <w:t xml:space="preserve">r</w:t>
+            </w:r>
+            <w:r>
+              <w:rPr>
+                <w:rFonts w:ascii="Times New Roman" w:hAnsi="Times New Roman" w:cs="Times New Roman" w:eastAsia="Times New Roman"/>
+                <w:sz w:val="17"/>
+                <w:szCs w:val="17"/>
+                <w:highlight w:val="yellow"/>
+              </w:rPr>
+              <w:t xml:space="preserve">=32)</w:t>
             </w:r>
           </w:p>
         </w:tc>
@@ -16828,16 +16966,17 @@
           </w:tcPr>
           <w:p>
             <w:pPr>
-              <w:jc w:val="center"/>
-            </w:pPr>
-            <w:r>
-              <w:rPr>
-                <w:rFonts w:ascii="Times New Roman" w:eastAsia="Times New Roman" w:hAnsi="Times New Roman" w:cs="Times New Roman"/>
-                <w:sz w:val="17"/>
-                <w:szCs w:val="17"/>
-                <w:highlight w:val="yellow"/>
-              </w:rPr>
-              <w:t>3.9 ± 0.5</w:t>
+              <w:spacing w:before="0" w:after="0" w:line="240" w:lineRule="auto"/>
+              <w:jc w:val="center"/>
+            </w:pPr>
+            <w:r>
+              <w:rPr>
+                <w:rFonts w:ascii="Times New Roman" w:hAnsi="Times New Roman" w:cs="Times New Roman" w:eastAsia="Times New Roman"/>
+                <w:sz w:val="17"/>
+                <w:szCs w:val="17"/>
+                <w:highlight w:val="yellow"/>
+              </w:rPr>
+              <w:t xml:space="preserve">3.9 ± 0.5</w:t>
             </w:r>
           </w:p>
         </w:tc>
@@ -16848,16 +16987,17 @@
           </w:tcPr>
           <w:p>
             <w:pPr>
-              <w:jc w:val="center"/>
-            </w:pPr>
-            <w:r>
-              <w:rPr>
-                <w:rFonts w:ascii="Times New Roman" w:eastAsia="Times New Roman" w:hAnsi="Times New Roman" w:cs="Times New Roman"/>
-                <w:sz w:val="17"/>
-                <w:szCs w:val="17"/>
-                <w:highlight w:val="yellow"/>
-              </w:rPr>
-              <w:t>0.46 ± 0.68</w:t>
+              <w:spacing w:before="0" w:after="0" w:line="240" w:lineRule="auto"/>
+              <w:jc w:val="center"/>
+            </w:pPr>
+            <w:r>
+              <w:rPr>
+                <w:rFonts w:ascii="Times New Roman" w:hAnsi="Times New Roman" w:cs="Times New Roman" w:eastAsia="Times New Roman"/>
+                <w:sz w:val="17"/>
+                <w:szCs w:val="17"/>
+                <w:highlight w:val="yellow"/>
+              </w:rPr>
+              <w:t xml:space="preserve">0.46 ± 0.68</w:t>
             </w:r>
           </w:p>
         </w:tc>
@@ -16868,16 +17008,17 @@
           </w:tcPr>
           <w:p>
             <w:pPr>
-              <w:jc w:val="center"/>
-            </w:pPr>
-            <w:r>
-              <w:rPr>
-                <w:rFonts w:ascii="Times New Roman" w:eastAsia="Times New Roman" w:hAnsi="Times New Roman" w:cs="Times New Roman"/>
-                <w:sz w:val="17"/>
-                <w:szCs w:val="17"/>
-                <w:highlight w:val="yellow"/>
-              </w:rPr>
-              <w:t>0.38 ± 0.14</w:t>
+              <w:spacing w:before="0" w:after="0" w:line="240" w:lineRule="auto"/>
+              <w:jc w:val="center"/>
+            </w:pPr>
+            <w:r>
+              <w:rPr>
+                <w:rFonts w:ascii="Times New Roman" w:hAnsi="Times New Roman" w:cs="Times New Roman" w:eastAsia="Times New Roman"/>
+                <w:sz w:val="17"/>
+                <w:szCs w:val="17"/>
+                <w:highlight w:val="yellow"/>
+              </w:rPr>
+              <w:t xml:space="preserve">0.38 ± 0.14</w:t>
             </w:r>
           </w:p>
         </w:tc>
@@ -16888,16 +17029,17 @@
           </w:tcPr>
           <w:p>
             <w:pPr>
-              <w:jc w:val="center"/>
-            </w:pPr>
-            <w:r>
-              <w:rPr>
-                <w:rFonts w:ascii="Times New Roman" w:eastAsia="Times New Roman" w:hAnsi="Times New Roman" w:cs="Times New Roman"/>
-                <w:sz w:val="17"/>
-                <w:szCs w:val="17"/>
-                <w:highlight w:val="yellow"/>
-              </w:rPr>
-              <w:t>0.32 ± 0.17</w:t>
+              <w:spacing w:before="0" w:after="0" w:line="240" w:lineRule="auto"/>
+              <w:jc w:val="center"/>
+            </w:pPr>
+            <w:r>
+              <w:rPr>
+                <w:rFonts w:ascii="Times New Roman" w:hAnsi="Times New Roman" w:cs="Times New Roman" w:eastAsia="Times New Roman"/>
+                <w:sz w:val="17"/>
+                <w:szCs w:val="17"/>
+                <w:highlight w:val="yellow"/>
+              </w:rPr>
+              <w:t xml:space="preserve">0.32 ± 0.17</w:t>
             </w:r>
           </w:p>
         </w:tc>
@@ -16908,16 +17050,17 @@
           </w:tcPr>
           <w:p>
             <w:pPr>
-              <w:jc w:val="center"/>
-            </w:pPr>
-            <w:r>
-              <w:rPr>
-                <w:rFonts w:ascii="Times New Roman" w:eastAsia="Times New Roman" w:hAnsi="Times New Roman" w:cs="Times New Roman"/>
-                <w:sz w:val="17"/>
-                <w:szCs w:val="17"/>
-                <w:highlight w:val="yellow"/>
-              </w:rPr>
-              <w:t>−44.3 ± 1.2</w:t>
+              <w:spacing w:before="0" w:after="0" w:line="240" w:lineRule="auto"/>
+              <w:jc w:val="center"/>
+            </w:pPr>
+            <w:r>
+              <w:rPr>
+                <w:rFonts w:ascii="Times New Roman" w:hAnsi="Times New Roman" w:cs="Times New Roman" w:eastAsia="Times New Roman"/>
+                <w:sz w:val="17"/>
+                <w:szCs w:val="17"/>
+                <w:highlight w:val="yellow"/>
+              </w:rPr>
+              <w:t xml:space="preserve">−44.3 ± 1.2</w:t>
             </w:r>
           </w:p>
         </w:tc>
@@ -16928,16 +17071,17 @@
           </w:tcPr>
           <w:p>
             <w:pPr>
-              <w:jc w:val="center"/>
-            </w:pPr>
-            <w:r>
-              <w:rPr>
-                <w:rFonts w:ascii="Times New Roman" w:eastAsia="Times New Roman" w:hAnsi="Times New Roman" w:cs="Times New Roman"/>
-                <w:sz w:val="17"/>
-                <w:szCs w:val="17"/>
-                <w:highlight w:val="yellow"/>
-              </w:rPr>
-              <w:t>0.001, 0.008, 0.005</w:t>
+              <w:spacing w:before="0" w:after="0" w:line="240" w:lineRule="auto"/>
+              <w:jc w:val="center"/>
+            </w:pPr>
+            <w:r>
+              <w:rPr>
+                <w:rFonts w:ascii="Times New Roman" w:hAnsi="Times New Roman" w:cs="Times New Roman" w:eastAsia="Times New Roman"/>
+                <w:sz w:val="17"/>
+                <w:szCs w:val="17"/>
+                <w:highlight w:val="yellow"/>
+              </w:rPr>
+              <w:t xml:space="preserve">0.001, 0.007, 0.005</w:t>
             </w:r>
           </w:p>
         </w:tc>
@@ -16948,16 +17092,17 @@
           </w:tcPr>
           <w:p>
             <w:pPr>
-              <w:jc w:val="center"/>
-            </w:pPr>
-            <w:r>
-              <w:rPr>
-                <w:rFonts w:ascii="Times New Roman" w:eastAsia="Times New Roman" w:hAnsi="Times New Roman" w:cs="Times New Roman"/>
-                <w:sz w:val="17"/>
-                <w:szCs w:val="17"/>
-                <w:highlight w:val="yellow"/>
-              </w:rPr>
-              <w:t>−6.1 ± 0.3</w:t>
+              <w:spacing w:before="0" w:after="0" w:line="240" w:lineRule="auto"/>
+              <w:jc w:val="center"/>
+            </w:pPr>
+            <w:r>
+              <w:rPr>
+                <w:rFonts w:ascii="Times New Roman" w:hAnsi="Times New Roman" w:cs="Times New Roman" w:eastAsia="Times New Roman"/>
+                <w:sz w:val="17"/>
+                <w:szCs w:val="17"/>
+                <w:highlight w:val="yellow"/>
+              </w:rPr>
+              <w:t xml:space="preserve">−6.1 ± 0.3</w:t>
             </w:r>
           </w:p>
         </w:tc>
@@ -16968,16 +17113,17 @@
           </w:tcPr>
           <w:p>
             <w:pPr>
-              <w:jc w:val="center"/>
-            </w:pPr>
-            <w:r>
-              <w:rPr>
-                <w:rFonts w:ascii="Times New Roman" w:eastAsia="Times New Roman" w:hAnsi="Times New Roman" w:cs="Times New Roman"/>
-                <w:sz w:val="17"/>
-                <w:szCs w:val="17"/>
-                <w:highlight w:val="yellow"/>
-              </w:rPr>
-              <w:t>0.10, 0.17, 0.086</w:t>
+              <w:spacing w:before="0" w:after="0" w:line="240" w:lineRule="auto"/>
+              <w:jc w:val="center"/>
+            </w:pPr>
+            <w:r>
+              <w:rPr>
+                <w:rFonts w:ascii="Times New Roman" w:hAnsi="Times New Roman" w:cs="Times New Roman" w:eastAsia="Times New Roman"/>
+                <w:sz w:val="17"/>
+                <w:szCs w:val="17"/>
+                <w:highlight w:val="yellow"/>
+              </w:rPr>
+              <w:t xml:space="preserve">0.11, 0.17, 0.083</w:t>
             </w:r>
           </w:p>
         </w:tc>
@@ -16988,16 +17134,17 @@
           </w:tcPr>
           <w:p>
             <w:pPr>
-              <w:jc w:val="center"/>
-            </w:pPr>
-            <w:r>
-              <w:rPr>
-                <w:rFonts w:ascii="Times New Roman" w:eastAsia="Times New Roman" w:hAnsi="Times New Roman" w:cs="Times New Roman"/>
-                <w:sz w:val="17"/>
-                <w:szCs w:val="17"/>
-                <w:highlight w:val="yellow"/>
-              </w:rPr>
-              <w:t>0.078, 0.19, 0.088</w:t>
+              <w:spacing w:before="0" w:after="0" w:line="240" w:lineRule="auto"/>
+              <w:jc w:val="center"/>
+            </w:pPr>
+            <w:r>
+              <w:rPr>
+                <w:rFonts w:ascii="Times New Roman" w:hAnsi="Times New Roman" w:cs="Times New Roman" w:eastAsia="Times New Roman"/>
+                <w:sz w:val="17"/>
+                <w:szCs w:val="17"/>
+                <w:highlight w:val="yellow"/>
+              </w:rPr>
+              <w:t xml:space="preserve">0.078, 0.20, 0.090</w:t>
             </w:r>
           </w:p>
         </w:tc>
@@ -17005,7 +17152,6 @@
       <w:tr>
         <w:trPr>
           <w:cantSplit/>
-          <w:jc w:val="center"/>
         </w:trPr>
         <w:tc>
           <w:tcPr>
@@ -17013,34 +17159,38 @@
             <w:vAlign w:val="center"/>
           </w:tcPr>
           <w:p>
-            <w:r>
-              <w:rPr>
-                <w:rFonts w:ascii="Times New Roman" w:eastAsia="Times New Roman" w:hAnsi="Times New Roman" w:cs="Times New Roman"/>
-                <w:sz w:val="17"/>
-                <w:szCs w:val="17"/>
-                <w:highlight w:val="yellow"/>
-              </w:rPr>
-              <w:t>MobileSAM (</w:t>
-            </w:r>
-            <w:r>
-              <w:rPr>
-                <w:rFonts w:ascii="Times New Roman" w:eastAsia="Times New Roman" w:hAnsi="Times New Roman" w:cs="Times New Roman"/>
+            <w:pPr>
+              <w:spacing w:before="0" w:after="0" w:line="240" w:lineRule="auto"/>
+              <w:jc w:val="left"/>
+            </w:pPr>
+            <w:r>
+              <w:rPr>
+                <w:rFonts w:ascii="Times New Roman" w:hAnsi="Times New Roman" w:cs="Times New Roman" w:eastAsia="Times New Roman"/>
+                <w:sz w:val="17"/>
+                <w:szCs w:val="17"/>
+                <w:highlight w:val="yellow"/>
+              </w:rPr>
+              <w:t xml:space="preserve">MobileSAM (</w:t>
+            </w:r>
+            <w:r>
+              <w:rPr>
+                <w:rFonts w:ascii="Times New Roman" w:hAnsi="Times New Roman" w:cs="Times New Roman" w:eastAsia="Times New Roman"/>
                 <w:i/>
                 <w:iCs/>
                 <w:sz w:val="17"/>
                 <w:szCs w:val="17"/>
                 <w:highlight w:val="yellow"/>
               </w:rPr>
-              <w:t>r</w:t>
-            </w:r>
-            <w:r>
-              <w:rPr>
-                <w:rFonts w:ascii="Times New Roman" w:eastAsia="Times New Roman" w:hAnsi="Times New Roman" w:cs="Times New Roman"/>
-                <w:sz w:val="17"/>
-                <w:szCs w:val="17"/>
-                <w:highlight w:val="yellow"/>
-              </w:rPr>
-              <w:t>=8)</w:t>
+              <w:t xml:space="preserve">r</w:t>
+            </w:r>
+            <w:r>
+              <w:rPr>
+                <w:rFonts w:ascii="Times New Roman" w:hAnsi="Times New Roman" w:cs="Times New Roman" w:eastAsia="Times New Roman"/>
+                <w:sz w:val="17"/>
+                <w:szCs w:val="17"/>
+                <w:highlight w:val="yellow"/>
+              </w:rPr>
+              <w:t xml:space="preserve">=8)</w:t>
             </w:r>
           </w:p>
         </w:tc>
@@ -17051,16 +17201,17 @@
           </w:tcPr>
           <w:p>
             <w:pPr>
-              <w:jc w:val="center"/>
-            </w:pPr>
-            <w:r>
-              <w:rPr>
-                <w:rFonts w:ascii="Times New Roman" w:eastAsia="Times New Roman" w:hAnsi="Times New Roman" w:cs="Times New Roman"/>
-                <w:sz w:val="17"/>
-                <w:szCs w:val="17"/>
-                <w:highlight w:val="yellow"/>
-              </w:rPr>
-              <w:t>2.9 ± 0.2</w:t>
+              <w:spacing w:before="0" w:after="0" w:line="240" w:lineRule="auto"/>
+              <w:jc w:val="center"/>
+            </w:pPr>
+            <w:r>
+              <w:rPr>
+                <w:rFonts w:ascii="Times New Roman" w:hAnsi="Times New Roman" w:cs="Times New Roman" w:eastAsia="Times New Roman"/>
+                <w:sz w:val="17"/>
+                <w:szCs w:val="17"/>
+                <w:highlight w:val="yellow"/>
+              </w:rPr>
+              <w:t xml:space="preserve">2.9 ± 0.2</w:t>
             </w:r>
           </w:p>
         </w:tc>
@@ -17071,16 +17222,17 @@
           </w:tcPr>
           <w:p>
             <w:pPr>
-              <w:jc w:val="center"/>
-            </w:pPr>
-            <w:r>
-              <w:rPr>
-                <w:rFonts w:ascii="Times New Roman" w:eastAsia="Times New Roman" w:hAnsi="Times New Roman" w:cs="Times New Roman"/>
-                <w:sz w:val="17"/>
-                <w:szCs w:val="17"/>
-                <w:highlight w:val="yellow"/>
-              </w:rPr>
-              <w:t>0.66 ± 0.31</w:t>
+              <w:spacing w:before="0" w:after="0" w:line="240" w:lineRule="auto"/>
+              <w:jc w:val="center"/>
+            </w:pPr>
+            <w:r>
+              <w:rPr>
+                <w:rFonts w:ascii="Times New Roman" w:hAnsi="Times New Roman" w:cs="Times New Roman" w:eastAsia="Times New Roman"/>
+                <w:sz w:val="17"/>
+                <w:szCs w:val="17"/>
+                <w:highlight w:val="yellow"/>
+              </w:rPr>
+              <w:t xml:space="preserve">0.66 ± 0.31</w:t>
             </w:r>
           </w:p>
         </w:tc>
@@ -17091,16 +17243,17 @@
           </w:tcPr>
           <w:p>
             <w:pPr>
-              <w:jc w:val="center"/>
-            </w:pPr>
-            <w:r>
-              <w:rPr>
-                <w:rFonts w:ascii="Times New Roman" w:eastAsia="Times New Roman" w:hAnsi="Times New Roman" w:cs="Times New Roman"/>
-                <w:sz w:val="17"/>
-                <w:szCs w:val="17"/>
-                <w:highlight w:val="yellow"/>
-              </w:rPr>
-              <w:t>0.24 ± 0.10</w:t>
+              <w:spacing w:before="0" w:after="0" w:line="240" w:lineRule="auto"/>
+              <w:jc w:val="center"/>
+            </w:pPr>
+            <w:r>
+              <w:rPr>
+                <w:rFonts w:ascii="Times New Roman" w:hAnsi="Times New Roman" w:cs="Times New Roman" w:eastAsia="Times New Roman"/>
+                <w:sz w:val="17"/>
+                <w:szCs w:val="17"/>
+                <w:highlight w:val="yellow"/>
+              </w:rPr>
+              <w:t xml:space="preserve">0.24 ± 0.10</w:t>
             </w:r>
           </w:p>
         </w:tc>
@@ -17111,16 +17264,17 @@
           </w:tcPr>
           <w:p>
             <w:pPr>
-              <w:jc w:val="center"/>
-            </w:pPr>
-            <w:r>
-              <w:rPr>
-                <w:rFonts w:ascii="Times New Roman" w:eastAsia="Times New Roman" w:hAnsi="Times New Roman" w:cs="Times New Roman"/>
-                <w:sz w:val="17"/>
-                <w:szCs w:val="17"/>
-                <w:highlight w:val="yellow"/>
-              </w:rPr>
-              <w:t>0.21 ± 0.11</w:t>
+              <w:spacing w:before="0" w:after="0" w:line="240" w:lineRule="auto"/>
+              <w:jc w:val="center"/>
+            </w:pPr>
+            <w:r>
+              <w:rPr>
+                <w:rFonts w:ascii="Times New Roman" w:hAnsi="Times New Roman" w:cs="Times New Roman" w:eastAsia="Times New Roman"/>
+                <w:sz w:val="17"/>
+                <w:szCs w:val="17"/>
+                <w:highlight w:val="yellow"/>
+              </w:rPr>
+              <w:t xml:space="preserve">0.21 ± 0.11</w:t>
             </w:r>
           </w:p>
         </w:tc>
@@ -17131,16 +17285,17 @@
           </w:tcPr>
           <w:p>
             <w:pPr>
-              <w:jc w:val="center"/>
-            </w:pPr>
-            <w:r>
-              <w:rPr>
-                <w:rFonts w:ascii="Times New Roman" w:eastAsia="Times New Roman" w:hAnsi="Times New Roman" w:cs="Times New Roman"/>
-                <w:sz w:val="17"/>
-                <w:szCs w:val="17"/>
-                <w:highlight w:val="yellow"/>
-              </w:rPr>
-              <w:t>−40.6 ± 1.3</w:t>
+              <w:spacing w:before="0" w:after="0" w:line="240" w:lineRule="auto"/>
+              <w:jc w:val="center"/>
+            </w:pPr>
+            <w:r>
+              <w:rPr>
+                <w:rFonts w:ascii="Times New Roman" w:hAnsi="Times New Roman" w:cs="Times New Roman" w:eastAsia="Times New Roman"/>
+                <w:sz w:val="17"/>
+                <w:szCs w:val="17"/>
+                <w:highlight w:val="yellow"/>
+              </w:rPr>
+              <w:t xml:space="preserve">−40.6 ± 1.3</w:t>
             </w:r>
           </w:p>
         </w:tc>
@@ -17151,16 +17306,17 @@
           </w:tcPr>
           <w:p>
             <w:pPr>
-              <w:jc w:val="center"/>
-            </w:pPr>
-            <w:r>
-              <w:rPr>
-                <w:rFonts w:ascii="Times New Roman" w:eastAsia="Times New Roman" w:hAnsi="Times New Roman" w:cs="Times New Roman"/>
-                <w:sz w:val="17"/>
-                <w:szCs w:val="17"/>
-                <w:highlight w:val="yellow"/>
-              </w:rPr>
-              <w:t>0.004, 0.007, 0.024</w:t>
+              <w:spacing w:before="0" w:after="0" w:line="240" w:lineRule="auto"/>
+              <w:jc w:val="center"/>
+            </w:pPr>
+            <w:r>
+              <w:rPr>
+                <w:rFonts w:ascii="Times New Roman" w:hAnsi="Times New Roman" w:cs="Times New Roman" w:eastAsia="Times New Roman"/>
+                <w:sz w:val="17"/>
+                <w:szCs w:val="17"/>
+                <w:highlight w:val="yellow"/>
+              </w:rPr>
+              <w:t xml:space="preserve">0.005, 0.006, 0.027</w:t>
             </w:r>
           </w:p>
         </w:tc>
@@ -17171,16 +17327,17 @@
           </w:tcPr>
           <w:p>
             <w:pPr>
-              <w:jc w:val="center"/>
-            </w:pPr>
-            <w:r>
-              <w:rPr>
-                <w:rFonts w:ascii="Times New Roman" w:eastAsia="Times New Roman" w:hAnsi="Times New Roman" w:cs="Times New Roman"/>
-                <w:sz w:val="17"/>
-                <w:szCs w:val="17"/>
-                <w:highlight w:val="yellow"/>
-              </w:rPr>
-              <w:t>−2.6 ± 0.4</w:t>
+              <w:spacing w:before="0" w:after="0" w:line="240" w:lineRule="auto"/>
+              <w:jc w:val="center"/>
+            </w:pPr>
+            <w:r>
+              <w:rPr>
+                <w:rFonts w:ascii="Times New Roman" w:hAnsi="Times New Roman" w:cs="Times New Roman" w:eastAsia="Times New Roman"/>
+                <w:sz w:val="17"/>
+                <w:szCs w:val="17"/>
+                <w:highlight w:val="yellow"/>
+              </w:rPr>
+              <w:t xml:space="preserve">−2.6 ± 0.4</w:t>
             </w:r>
           </w:p>
         </w:tc>
@@ -17191,16 +17348,17 @@
           </w:tcPr>
           <w:p>
             <w:pPr>
-              <w:jc w:val="center"/>
-            </w:pPr>
-            <w:r>
-              <w:rPr>
-                <w:rFonts w:ascii="Times New Roman" w:eastAsia="Times New Roman" w:hAnsi="Times New Roman" w:cs="Times New Roman"/>
-                <w:sz w:val="17"/>
-                <w:szCs w:val="17"/>
-                <w:highlight w:val="yellow"/>
-              </w:rPr>
-              <w:t>0.36, 0.23, 0.34</w:t>
+              <w:spacing w:before="0" w:after="0" w:line="240" w:lineRule="auto"/>
+              <w:jc w:val="center"/>
+            </w:pPr>
+            <w:r>
+              <w:rPr>
+                <w:rFonts w:ascii="Times New Roman" w:hAnsi="Times New Roman" w:cs="Times New Roman" w:eastAsia="Times New Roman"/>
+                <w:sz w:val="17"/>
+                <w:szCs w:val="17"/>
+                <w:highlight w:val="yellow"/>
+              </w:rPr>
+              <w:t xml:space="preserve">0.36, 0.24, 0.33</w:t>
             </w:r>
           </w:p>
         </w:tc>
@@ -17211,16 +17369,17 @@
           </w:tcPr>
           <w:p>
             <w:pPr>
-              <w:jc w:val="center"/>
-            </w:pPr>
-            <w:r>
-              <w:rPr>
-                <w:rFonts w:ascii="Times New Roman" w:eastAsia="Times New Roman" w:hAnsi="Times New Roman" w:cs="Times New Roman"/>
-                <w:sz w:val="17"/>
-                <w:szCs w:val="17"/>
-                <w:highlight w:val="yellow"/>
-              </w:rPr>
-              <w:t>0.78, 0.63, 0.98</w:t>
+              <w:spacing w:before="0" w:after="0" w:line="240" w:lineRule="auto"/>
+              <w:jc w:val="center"/>
+            </w:pPr>
+            <w:r>
+              <w:rPr>
+                <w:rFonts w:ascii="Times New Roman" w:hAnsi="Times New Roman" w:cs="Times New Roman" w:eastAsia="Times New Roman"/>
+                <w:sz w:val="17"/>
+                <w:szCs w:val="17"/>
+                <w:highlight w:val="yellow"/>
+              </w:rPr>
+              <w:t xml:space="preserve">0.79, 0.63, 0.98</w:t>
             </w:r>
           </w:p>
         </w:tc>
@@ -17242,7 +17401,7 @@
           <w:szCs w:val="16"/>
           <w:highlight w:val="yellow"/>
         </w:rPr>
-        <w:t>MdARE, bias, Pearson r, and CCC compare the per-image median dry mass of prediction and annotation. Δ: change of the median of the per-image medians between early (days 0 to 8, 18 images) and late storage (days 37 to 47, 12 images). p: two-sided permutation test of the image-level Spearman correlation with storage day, permuting the 11 acquisition dates as whole blocks (10,000 permutations); bias vs day: the same test on the per-image difference prediction − annotation. Wrapped cells excluded. Bootstrap intervals and per-day values: Tables S-4 to S-6. Absolute dry mass was not independently validated.</w:t>
+        <w:t xml:space="preserve">MdARE, bias, Pearson r, and CCC compare the per-image median dry mass of prediction and annotation. Δ: change of the median of the per-image medians between early (days 0 to 8, 18 images) and late storage (days 37 to 47, 12 images). p: two-sided permutation test of the image-level Spearman correlation with storage day, permuting the 11 acquisition dates as whole blocks (20,000 permutations); bias vs day: the same test on the per-image difference prediction − annotation. Wrapped cells excluded. Bootstrap intervals and per-day values: Tables S-4 to S-6. Absolute dry mass was not independently validated.</w:t>
       </w:r>
     </w:p>
     <w:p>

--- a/artifacts/manuscript_final/revised_manuscript_final.docx
+++ b/artifacts/manuscript_final/revised_manuscript_final.docx
@@ -2969,7 +2969,115 @@
         <w:rPr>
           <w:rFonts w:ascii="Times New Roman" w:eastAsia="Times New Roman" w:hAnsi="Times New Roman" w:cs="Times New Roman"/>
         </w:rPr>
-        <w:t>The Dice term is computed from the softmax probabilities over annotated pixels, per image, and averaged over the images of a batch. All loss terms are evaluated in single precision, outside the mixed-precision autocast used for the network forward pass.</w:t>
+        <w:t xml:space="preserve">The Dice term is computed from the </w:t>
+      </w:r>
+      <w:proofErr w:type="spellStart"/>
+      <w:r>
+        <w:rPr>
+          <w:rFonts w:ascii="Times New Roman" w:eastAsia="Times New Roman" w:hAnsi="Times New Roman" w:cs="Times New Roman"/>
+        </w:rPr>
+        <w:t>softmax</w:t>
+      </w:r>
+      <w:proofErr w:type="spellEnd"/>
+      <w:r>
+        <w:rPr>
+          <w:rFonts w:ascii="Times New Roman" w:eastAsia="Times New Roman" w:hAnsi="Times New Roman" w:cs="Times New Roman"/>
+        </w:rPr>
+        <w:t xml:space="preserve"> probabilities over annotated </w:t>
+      </w:r>
+      <w:proofErr w:type="gramStart"/>
+      <w:r>
+        <w:rPr>
+          <w:rFonts w:ascii="Times New Roman" w:eastAsia="Times New Roman" w:hAnsi="Times New Roman" w:cs="Times New Roman"/>
+        </w:rPr>
+        <w:t>pixels,</w:t>
+      </w:r>
+      <w:proofErr w:type="gramEnd"/>
+      <w:r>
+        <w:rPr>
+          <w:rFonts w:ascii="Times New Roman" w:eastAsia="Times New Roman" w:hAnsi="Times New Roman" w:cs="Times New Roman"/>
+        </w:rPr>
+        <w:t xml:space="preserve"> per image, and averaged over the images of a batch. All loss terms are evaluated in single precision, outside the </w:t>
+      </w:r>
+      <w:proofErr w:type="gramStart"/>
+      <w:r>
+        <w:rPr>
+          <w:rFonts w:ascii="Times New Roman" w:eastAsia="Times New Roman" w:hAnsi="Times New Roman" w:cs="Times New Roman"/>
+        </w:rPr>
+        <w:t>mixed-precision</w:t>
+      </w:r>
+      <w:proofErr w:type="gramEnd"/>
+      <w:r>
+        <w:rPr>
+          <w:rFonts w:ascii="Times New Roman" w:eastAsia="Times New Roman" w:hAnsi="Times New Roman" w:cs="Times New Roman"/>
+        </w:rPr>
+        <w:t xml:space="preserve"> </w:t>
+      </w:r>
+      <w:proofErr w:type="spellStart"/>
+      <w:r>
+        <w:rPr>
+          <w:rFonts w:ascii="Times New Roman" w:eastAsia="Times New Roman" w:hAnsi="Times New Roman" w:cs="Times New Roman"/>
+        </w:rPr>
+        <w:t>autocast</w:t>
+      </w:r>
+      <w:proofErr w:type="spellEnd"/>
+      <w:r>
+        <w:rPr>
+          <w:rFonts w:ascii="Times New Roman" w:eastAsia="Times New Roman" w:hAnsi="Times New Roman" w:cs="Times New Roman"/>
+        </w:rPr>
+        <w:t xml:space="preserve"> used for the network forward pass.</w:t>
+      </w:r>
+      <w:r>
+        <w:rPr>
+          <w:rFonts w:ascii="Times New Roman" w:eastAsia="Times New Roman" w:hAnsi="Times New Roman" w:cs="Times New Roman"/>
+          <w:highlight w:val="yellow"/>
+        </w:rPr>
+        <w:t xml:space="preserve"> In the implementation, the weighted sum over classes is divided by Σ</w:t>
+      </w:r>
+      <w:r>
+        <w:rPr>
+          <w:rFonts w:ascii="Times New Roman" w:eastAsia="Times New Roman" w:hAnsi="Times New Roman" w:cs="Times New Roman"/>
+          <w:highlight w:val="yellow"/>
+          <w:vertAlign w:val="subscript"/>
+        </w:rPr>
+        <w:t xml:space="preserve">c</w:t>
+      </w:r>
+      <w:r>
+        <w:rPr>
+          <w:rFonts w:ascii="Times New Roman" w:eastAsia="Times New Roman" w:hAnsi="Times New Roman" w:cs="Times New Roman"/>
+          <w:highlight w:val="yellow"/>
+        </w:rPr>
+        <w:t xml:space="preserve"> w</w:t>
+      </w:r>
+      <w:r>
+        <w:rPr>
+          <w:rFonts w:ascii="Times New Roman" w:eastAsia="Times New Roman" w:hAnsi="Times New Roman" w:cs="Times New Roman"/>
+          <w:highlight w:val="yellow"/>
+          <w:vertAlign w:val="subscript"/>
+        </w:rPr>
+        <w:t xml:space="preserve">c</w:t>
+      </w:r>
+      <w:r>
+        <w:rPr>
+          <w:rFonts w:ascii="Times New Roman" w:eastAsia="Times New Roman" w:hAnsi="Times New Roman" w:cs="Times New Roman"/>
+          <w:highlight w:val="yellow"/>
+        </w:rPr>
+        <w:t xml:space="preserve"> + 10</w:t>
+      </w:r>
+      <w:r>
+        <w:rPr>
+          <w:rFonts w:ascii="Times New Roman" w:eastAsia="Times New Roman" w:hAnsi="Times New Roman" w:cs="Times New Roman"/>
+          <w:highlight w:val="yellow"/>
+          <w:vertAlign w:val="superscript"/>
+        </w:rPr>
+        <w:t xml:space="preserve">−4</w:t>
+      </w:r>
+      <w:r>
+        <w:rPr>
+          <w:rFonts w:ascii="Times New Roman" w:eastAsia="Times New Roman" w:hAnsi="Times New Roman" w:cs="Times New Roman"/>
+          <w:highlight w:val="yellow"/>
+        </w:rPr>
+        <w:t xml:space="preserve">.</w:t>
       </w:r>
     </w:p>
     <w:p>
@@ -3460,7 +3568,14 @@
         <w:rPr>
           <w:rFonts w:ascii="Times New Roman" w:eastAsia="Times New Roman" w:hAnsi="Times New Roman" w:cs="Times New Roman"/>
         </w:rPr>
-        <w:t xml:space="preserve"> scale. The segmentation boundary is then structurally aligned with strong phase gradients via an </w:t>
+        <w:t xml:space="preserve"> scale. The segmentation boundary </w:t>
+      </w:r>
+      <w:r>
+        <w:rPr>
+          <w:rFonts w:ascii="Times New Roman" w:eastAsia="Times New Roman" w:hAnsi="Times New Roman" w:cs="Times New Roman"/>
+        </w:rPr>
+        <w:lastRenderedPageBreak/>
+        <w:t xml:space="preserve">is then structurally aligned with strong phase gradients via an </w:t>
       </w:r>
       <m:oMath>
         <m:sSub>
@@ -3506,7 +3621,14 @@
           <w:rFonts w:ascii="Times New Roman" w:eastAsia="Times New Roman" w:hAnsi="Times New Roman" w:cs="Times New Roman"/>
           <w:highlight w:val="yellow"/>
         </w:rPr>
-        <w:t xml:space="preserve">implemented as the mean absolute difference over annotated pixels (gradients are forward differences, a one-pixel rim next to unannotated pixels is excluded, and </w:t>
+        <w:t>implemented as the mean absolute difference over annotated pixels (gradients are forward differences, a one-pixel rim next to unannotated pixels is excluded, and</w:t>
+      </w:r>
+      <w:r>
+        <w:rPr>
+          <w:rFonts w:ascii="Times New Roman" w:eastAsia="Times New Roman" w:hAnsi="Times New Roman" w:cs="Times New Roman"/>
+          <w:highlight w:val="yellow"/>
+        </w:rPr>
+        <w:t xml:space="preserve"> </w:t>
       </w:r>
       <m:oMath>
         <m:r>
@@ -3552,6 +3674,89 @@
           <w:highlight w:val="yellow"/>
         </w:rPr>
         <w:t>.</w:t>
+      </w:r>
+      <w:r>
+        <w:rPr>
+          <w:rFonts w:ascii="Times New Roman" w:eastAsia="Times New Roman" w:hAnsi="Times New Roman" w:cs="Times New Roman"/>
+          <w:highlight w:val="yellow"/>
+        </w:rPr>
+        <w:t xml:space="preserve"> The gradient magnitude is computed as (∂</w:t>
+      </w:r>
+      <w:r>
+        <w:rPr>
+          <w:rFonts w:ascii="Times New Roman" w:eastAsia="Times New Roman" w:hAnsi="Times New Roman" w:cs="Times New Roman"/>
+          <w:highlight w:val="yellow"/>
+          <w:vertAlign w:val="subscript"/>
+        </w:rPr>
+        <w:t xml:space="preserve">x</w:t>
+      </w:r>
+      <w:r>
+        <w:rPr>
+          <w:rFonts w:ascii="Times New Roman" w:eastAsia="Times New Roman" w:hAnsi="Times New Roman" w:cs="Times New Roman"/>
+          <w:highlight w:val="yellow"/>
+          <w:vertAlign w:val="superscript"/>
+        </w:rPr>
+        <w:t xml:space="preserve">2</w:t>
+      </w:r>
+      <w:r>
+        <w:rPr>
+          <w:rFonts w:ascii="Times New Roman" w:eastAsia="Times New Roman" w:hAnsi="Times New Roman" w:cs="Times New Roman"/>
+          <w:highlight w:val="yellow"/>
+        </w:rPr>
+        <w:t xml:space="preserve"> + ∂</w:t>
+      </w:r>
+      <w:r>
+        <w:rPr>
+          <w:rFonts w:ascii="Times New Roman" w:eastAsia="Times New Roman" w:hAnsi="Times New Roman" w:cs="Times New Roman"/>
+          <w:highlight w:val="yellow"/>
+          <w:vertAlign w:val="subscript"/>
+        </w:rPr>
+        <w:t xml:space="preserve">y</w:t>
+      </w:r>
+      <w:r>
+        <w:rPr>
+          <w:rFonts w:ascii="Times New Roman" w:eastAsia="Times New Roman" w:hAnsi="Times New Roman" w:cs="Times New Roman"/>
+          <w:highlight w:val="yellow"/>
+          <w:vertAlign w:val="superscript"/>
+        </w:rPr>
+        <w:t xml:space="preserve">2</w:t>
+      </w:r>
+      <w:r>
+        <w:rPr>
+          <w:rFonts w:ascii="Times New Roman" w:eastAsia="Times New Roman" w:hAnsi="Times New Roman" w:cs="Times New Roman"/>
+          <w:highlight w:val="yellow"/>
+        </w:rPr>
+        <w:t xml:space="preserve"> + 10</w:t>
+      </w:r>
+      <w:r>
+        <w:rPr>
+          <w:rFonts w:ascii="Times New Roman" w:eastAsia="Times New Roman" w:hAnsi="Times New Roman" w:cs="Times New Roman"/>
+          <w:highlight w:val="yellow"/>
+          <w:vertAlign w:val="superscript"/>
+        </w:rPr>
+        <w:t xml:space="preserve">−4</w:t>
+      </w:r>
+      <w:r>
+        <w:rPr>
+          <w:rFonts w:ascii="Times New Roman" w:eastAsia="Times New Roman" w:hAnsi="Times New Roman" w:cs="Times New Roman"/>
+          <w:highlight w:val="yellow"/>
+        </w:rPr>
+        <w:t xml:space="preserve">)</w:t>
+      </w:r>
+      <w:r>
+        <w:rPr>
+          <w:rFonts w:ascii="Times New Roman" w:eastAsia="Times New Roman" w:hAnsi="Times New Roman" w:cs="Times New Roman"/>
+          <w:highlight w:val="yellow"/>
+          <w:vertAlign w:val="superscript"/>
+        </w:rPr>
+        <w:t xml:space="preserve">1/2</w:t>
+      </w:r>
+      <w:r>
+        <w:rPr>
+          <w:rFonts w:ascii="Times New Roman" w:eastAsia="Times New Roman" w:hAnsi="Times New Roman" w:cs="Times New Roman"/>
+          <w:highlight w:val="yellow"/>
+        </w:rPr>
+        <w:t xml:space="preserve"> from forward differences before the max-normalization.</w:t>
       </w:r>
     </w:p>
     <w:p>
@@ -5118,6 +5323,58 @@
         </w:rPr>
         <w:t>.</w:t>
       </w:r>
+      <w:r>
+        <w:rPr>
+          <w:rFonts w:ascii="Times New Roman" w:eastAsia="Times New Roman" w:hAnsi="Times New Roman" w:cs="Times New Roman"/>
+          <w:highlight w:val="yellow"/>
+        </w:rPr>
+        <w:t xml:space="preserve"> In all experiments, λ</w:t>
+      </w:r>
+      <w:r>
+        <w:rPr>
+          <w:rFonts w:ascii="Times New Roman" w:eastAsia="Times New Roman" w:hAnsi="Times New Roman" w:cs="Times New Roman"/>
+          <w:highlight w:val="yellow"/>
+          <w:vertAlign w:val="subscript"/>
+        </w:rPr>
+        <w:t xml:space="preserve">1</w:t>
+      </w:r>
+      <w:r>
+        <w:rPr>
+          <w:rFonts w:ascii="Times New Roman" w:eastAsia="Times New Roman" w:hAnsi="Times New Roman" w:cs="Times New Roman"/>
+          <w:highlight w:val="yellow"/>
+        </w:rPr>
+        <w:t xml:space="preserve"> = 0.1, λ</w:t>
+      </w:r>
+      <w:r>
+        <w:rPr>
+          <w:rFonts w:ascii="Times New Roman" w:eastAsia="Times New Roman" w:hAnsi="Times New Roman" w:cs="Times New Roman"/>
+          <w:highlight w:val="yellow"/>
+          <w:vertAlign w:val="subscript"/>
+        </w:rPr>
+        <w:t xml:space="preserve">2</w:t>
+      </w:r>
+      <w:r>
+        <w:rPr>
+          <w:rFonts w:ascii="Times New Roman" w:eastAsia="Times New Roman" w:hAnsi="Times New Roman" w:cs="Times New Roman"/>
+          <w:highlight w:val="yellow"/>
+        </w:rPr>
+        <w:t xml:space="preserve"> = 0.05, and λ</w:t>
+      </w:r>
+      <w:r>
+        <w:rPr>
+          <w:rFonts w:ascii="Times New Roman" w:eastAsia="Times New Roman" w:hAnsi="Times New Roman" w:cs="Times New Roman"/>
+          <w:highlight w:val="yellow"/>
+          <w:vertAlign w:val="subscript"/>
+        </w:rPr>
+        <w:t xml:space="preserve">3</w:t>
+      </w:r>
+      <w:r>
+        <w:rPr>
+          <w:rFonts w:ascii="Times New Roman" w:eastAsia="Times New Roman" w:hAnsi="Times New Roman" w:cs="Times New Roman"/>
+          <w:highlight w:val="yellow"/>
+        </w:rPr>
+        <w:t xml:space="preserve"> = 0.1.</w:t>
+      </w:r>
     </w:p>
     <w:p>
       <w:pPr>
@@ -8451,7 +8708,7 @@
           <w:rFonts w:ascii="Times New Roman" w:eastAsia="Times New Roman" w:hAnsi="Times New Roman" w:cs="Times New Roman"/>
           <w:highlight w:val="yellow"/>
         </w:rPr>
-        <w:t xml:space="preserve">(20,000 permutations)</w:t>
+        <w:t xml:space="preserve">(exact test over all 11! = 39,916,800 permutations)</w:t>
       </w:r>
       <w:r>
         <w:rPr>
@@ -8511,7 +8768,7 @@
           <w:rFonts w:ascii="Times New Roman" w:eastAsia="Times New Roman" w:hAnsi="Times New Roman" w:cs="Times New Roman"/>
           <w:highlight w:val="yellow"/>
         </w:rPr>
-        <w:t xml:space="preserve">=8), each agreement and trend statistic was computed separately for each training seed (42, 43, 44) and is reported as mean ± SD (n − 1) over the three per-seed values; p-values are listed per seed and are not averaged, and cells are not pooled over seeds. To test whether the prediction error depended on storage time, the same date-clustered test was applied to the per-image difference between predicted and annotation-derived median dry mass. Permutation p-values are Monte Carlo estimates and can differ in the third decimal between runs.</w:t>
+        <w:t xml:space="preserve">=8), each agreement and trend statistic was computed separately for each training seed (42, 43, 44) and is reported as mean ± SD (n − 1) over the three per-seed values; p-values are listed per seed and are not averaged, and cells are not pooled over seeds. To test whether the prediction error depended on storage time, the same date-clustered test was applied to the per-image difference between predicted and annotation-derived median dry mass.</w:t>
       </w:r>
       <w:r>
         <w:rPr>
@@ -15605,7 +15862,7 @@
           <w:rFonts w:ascii="Times New Roman" w:eastAsia="Times New Roman" w:hAnsi="Times New Roman" w:cs="Times New Roman"/>
           <w:highlight w:val="yellow"/>
         </w:rPr>
-        <w:t xml:space="preserve">Qualitative results are shown in Fig. 6 for one 256 × 256 px window per annotated class, chosen from the annotation alone as the window with the most pixels of that class, before the predictions were inspected; all four predictions in the figure come from training seed 42. The windows are examples, not a statistical sample. In these windows, MobileNet-UNet assigned the cells annotated as spherocytes and stomatocytes to other classes, consistent with its Dice of zero for these classes (Fig. 3), whereas the SAM-based configurations assigned most annotated spherocytes, echinocytes, and stomatocytes to the annotated class, with most errors on stomatocytes; where cells touch, the predicted foreground of all models tended to form joined regions. These observations were quantified over all 66 validation images in a separate pixel-level analysis, for the training seeds given in parentheses, which are not all those of the figure. MobileNet-UNet (r=8; seed 42) predicted 68% of the annotated spherocyte pixels and 82% of the annotated stomatocyte pixels as discocyte. Of the annotated stomatocyte pixels, 68% were predicted as stomatocyte by MobileSAM (</w:t>
+        <w:t xml:space="preserve">Qualitative results are shown in Fig. 6 for one 256 × 256 px window per annotated class, selected from the annotation alone by a fixed rule: the validation image with the most annotated pixels of that class and, within that image, the window with the most pixels of that class on a 32 px grid. The windows are therefore not the maximum over all images and positions; they are examples, not a statistical sample. All four predictions in the figure come from training seed 42. In these windows, MobileNet-UNet assigned the cells annotated as spherocytes and stomatocytes to other classes, consistent with its Dice of zero for these classes (Fig. 3), whereas the SAM-based configurations assigned most annotated spherocytes, echinocytes, and stomatocytes to the annotated class, with most errors on stomatocytes; where cells touch, the predicted foreground of all models tended to form joined regions. These observations were quantified over all 66 validation images in a separate pixel-level analysis, for the training seeds given in parentheses, which are not all those of the figure. MobileNet-UNet (r=8; seed 42) predicted 68% of the annotated spherocyte pixels and 82% of the annotated stomatocyte pixels as discocyte. Of the annotated stomatocyte pixels, 68% were predicted as stomatocyte by MobileSAM (</w:t>
       </w:r>
       <w:r>
         <w:rPr>
@@ -15779,7 +16036,7 @@
           <w:szCs w:val="22"/>
           <w:highlight w:val="yellow"/>
         </w:rPr>
-        <w:t>Fig. 6</w:t>
+        <w:t xml:space="preserve">Fig. 6</w:t>
       </w:r>
       <w:r>
         <w:rPr>
@@ -15789,7 +16046,17 @@
           <w:szCs w:val="22"/>
           <w:highlight w:val="yellow"/>
         </w:rPr>
-        <w:t xml:space="preserve"> Qualitative segmentation in four 256 × 256 px validation windows, one per annotated class (rows; mask values 1 to 4). Columns: phase, annotation, and the predictions of MobileNet-UNet (</w:t>
+        <w:t xml:space="preserve"> </w:t>
+      </w:r>
+      <w:r>
+        <w:rPr>
+          <w:rFonts w:ascii="Times New Roman" w:eastAsia="Times New Roman" w:hAnsi="Times New Roman" w:cs="Times New Roman"/>
+          <w:color w:val="000000"/>
+          <w:sz w:val="22"/>
+          <w:szCs w:val="22"/>
+          <w:highlight w:val="yellow"/>
+        </w:rPr>
+        <w:t xml:space="preserve">Qualitative segmentation in four 256 × 256 px validation windows, one per annotated class (rows; mask values 1 to 4; selection rule in Section 4.6). Columns: phase, annotation, and the predictions of MobileNet-UNet (</w:t>
       </w:r>
       <w:r>
         <w:rPr>
@@ -15801,7 +16068,7 @@
           <w:szCs w:val="22"/>
           <w:highlight w:val="yellow"/>
         </w:rPr>
-        <w:t>r</w:t>
+        <w:t xml:space="preserve">r</w:t>
       </w:r>
       <w:r>
         <w:rPr>
@@ -15811,7 +16078,7 @@
           <w:szCs w:val="22"/>
           <w:highlight w:val="yellow"/>
         </w:rPr>
-        <w:t>=8), MobileSAM (</w:t>
+        <w:t xml:space="preserve">=8), MobileSAM (</w:t>
       </w:r>
       <w:r>
         <w:rPr>
@@ -15823,7 +16090,7 @@
           <w:szCs w:val="22"/>
           <w:highlight w:val="yellow"/>
         </w:rPr>
-        <w:t>r</w:t>
+        <w:t xml:space="preserve">r</w:t>
       </w:r>
       <w:r>
         <w:rPr>
@@ -15833,7 +16100,7 @@
           <w:szCs w:val="22"/>
           <w:highlight w:val="yellow"/>
         </w:rPr>
-        <w:t>=8), EdgeSAM (</w:t>
+        <w:t xml:space="preserve">=8), EdgeSAM (</w:t>
       </w:r>
       <w:r>
         <w:rPr>
@@ -15845,7 +16112,7 @@
           <w:szCs w:val="22"/>
           <w:highlight w:val="yellow"/>
         </w:rPr>
-        <w:t>r</w:t>
+        <w:t xml:space="preserve">r</w:t>
       </w:r>
       <w:r>
         <w:rPr>
@@ -15855,7 +16122,7 @@
           <w:szCs w:val="22"/>
           <w:highlight w:val="yellow"/>
         </w:rPr>
-        <w:t>=8), and EdgeSAM (</w:t>
+        <w:t xml:space="preserve">=8), and EdgeSAM (</w:t>
       </w:r>
       <w:r>
         <w:rPr>
@@ -15867,7 +16134,7 @@
           <w:szCs w:val="22"/>
           <w:highlight w:val="yellow"/>
         </w:rPr>
-        <w:t>r</w:t>
+        <w:t xml:space="preserve">r</w:t>
       </w:r>
       <w:r>
         <w:rPr>
@@ -15877,7 +16144,7 @@
           <w:szCs w:val="22"/>
           <w:highlight w:val="yellow"/>
         </w:rPr>
-        <w:t>=32), all from training seed 42. Grey: outside the annotated field of view.</w:t>
+        <w:t xml:space="preserve">=32), all from training seed 42. Grey: outside the annotated field of view.</w:t>
       </w:r>
     </w:p>
     <w:p>
@@ -16252,7 +16519,7 @@
           <w:rFonts w:ascii="Times New Roman" w:eastAsia="Times New Roman" w:hAnsi="Times New Roman" w:cs="Times New Roman"/>
           <w:highlight w:val="yellow"/>
         </w:rPr>
-        <w:t xml:space="preserve">=32) predictions contain 1,338, 1,378, 1,437 kept components for seeds 42, 43, and 44 (Table S-4). Projected cell area decreased with storage (Fig. 8b, Table 5): between early (days 0 to 8) and late storage (days 37 to 47), the median area changed by −43.9% in the annotation and by −44.3 ± 1.2% in the predictions. With the 11 acquisition dates as clusters, the permutation p-value of this trend was 0.019 for the annotation and 0.001, 0.007, 0.005 for seeds 42, 43, and 44. The 95% date-bootstrap intervals of the Spearman correlation excluded zero for the three seeds (−0.93 to −0.27; −0.86 to −0.09; −0.86 to −0.10) but not for the annotation (−0.85 to 0.03), so for the annotation the decrease is borderline under date clustering. The median dry mass changed by −0.8% in the annotation and by −6.1 ± 0.3% in the predictions, but a decrease was not statistically supported under date clustering (p = 0.27 for the annotation and 0.11, 0.17, 0.083 for the three seeds; every bootstrap interval included zero; Table S-6). Treating the 66 images as independent observations would give p = 0.008, 0.052, 0.036 for the three seeds, but this ignores that the six images of a date come from the same samples and is therefore not used. The absence of a supported trend is not evidence that dry mass was constant, because a test with 11 clusters has limited power. The change in projected area was thus not accompanied by a statistically supported change in phase-derived dry mass (Fig. 8b, c).</w:t>
+        <w:t xml:space="preserve">=32) predictions contain 1,338, 1,378, 1,437 kept components for seeds 42, 43, and 44 (Table S-4). Projected cell area decreased with storage (Fig. 8b, Table 5): between early (days 0 to 8) and late storage (days 37 to 47), the median area changed by −43.9% in the annotation and by −44.3 ± 1.2% in the predictions. With the 11 acquisition dates as clusters, the permutation p-value of this trend was 0.018 for the annotation and 0.001, 0.007, 0.005 for seeds 42, 43, and 44. The 95% date-bootstrap intervals of the Spearman correlation excluded zero for the three seeds (−0.93 to −0.27; −0.87 to −0.10; −0.86 to −0.10) but not for the annotation (−0.85 to 0.04), so for the annotation the decrease is borderline under date clustering. The median dry mass changed by −0.8% in the annotation and by −6.1 ± 0.3% in the predictions, but a decrease was not statistically supported under date clustering (p = 0.27 for the annotation and 0.10, 0.17, 0.090 for the three seeds; every bootstrap interval included zero; Table S-6). Treating the 66 images as independent observations would give p = 0.008, 0.052, 0.036 for the three seeds, but this ignores that the six images of a date come from the same samples and is therefore not used. The absence of a supported trend is not evidence that dry mass was constant, because a test with 11 clusters has limited power. The change in projected area was thus not accompanied by a statistically supported change in phase-derived dry mass (Fig. 8b, c).</w:t>
       </w:r>
     </w:p>
     <w:p>
@@ -16317,7 +16584,7 @@
           <w:rFonts w:ascii="Times New Roman" w:eastAsia="Times New Roman" w:hAnsi="Times New Roman" w:cs="Times New Roman"/>
           <w:highlight w:val="yellow"/>
         </w:rPr>
-        <w:t xml:space="preserve">=32), this correlation was weakly negative (Spearman ρ = −0.29, −0.21, −0.23 for the three seeds) but not statistically supported (p = 0.078, 0.20, 0.090; every bootstrap interval included zero), and for MobileSAM (</w:t>
+        <w:t xml:space="preserve">=32), this correlation was weakly negative (Spearman ρ = −0.29, −0.21, −0.23 for the three seeds) but not statistically supported (p = 0.080, 0.20, 0.088; every bootstrap interval included zero), and for MobileSAM (</w:t>
       </w:r>
       <w:r>
         <w:rPr>
@@ -16333,7 +16600,7 @@
           <w:rFonts w:ascii="Times New Roman" w:eastAsia="Times New Roman" w:hAnsi="Times New Roman" w:cs="Times New Roman"/>
           <w:highlight w:val="yellow"/>
         </w:rPr>
-        <w:t xml:space="preserve">=8) no association was found (p = 0.79, 0.63, 0.98). The larger early-to-late change in the predicted than in the annotated dry mass therefore cannot be attributed to a storage-dependent bias with these data. Both segmentations are evaluated on the same phase maps, each with its own background estimate, so these values describe agreement between segmentations and not the accuracy of absolute dry mass (Section 2.6).</w:t>
+        <w:t xml:space="preserve">=8) no association was found (p = 0.78, 0.63, 0.98). The larger early-to-late change in the predicted than in the annotated dry mass therefore cannot be attributed to a storage-dependent bias with these data. Both segmentations are evaluated on the same phase maps, each with its own background estimate, so these values describe agreement between segmentations and not the accuracy of absolute dry mass (Section 2.6).</w:t>
       </w:r>
     </w:p>
     <w:p>
@@ -16395,7 +16662,7 @@
           <w:rFonts w:ascii="Times New Roman" w:eastAsia="Times New Roman" w:hAnsi="Times New Roman" w:cs="Times New Roman"/>
           <w:highlight w:val="yellow"/>
         </w:rPr>
-        <w:t xml:space="preserve">=8), the early-to-late change was −40.6 ± 1.3% for area (p = 0.005, 0.006, 0.027; the bootstrap interval excluded zero for 2 of the 3 seeds) and −2.6 ± 0.4% for dry mass (p = 0.36, 0.24, 0.33) (Table 5, Table S-5).</w:t>
+        <w:t xml:space="preserve">=8), the early-to-late change was −40.6 ± 1.3% for area (p = 0.005, 0.006, 0.024; the bootstrap interval excluded zero for 2 of the 3 seeds) and −2.6 ± 0.4% for dry mass (p = 0.35, 0.24, 0.34) (Table 5, Table S-5).</w:t>
       </w:r>
     </w:p>
     <w:p>
@@ -16846,7 +17113,7 @@
                 <w:szCs w:val="17"/>
                 <w:highlight w:val="yellow"/>
               </w:rPr>
-              <w:t xml:space="preserve">0.019</w:t>
+              <w:t xml:space="preserve">0.018</w:t>
             </w:r>
           </w:p>
         </w:tc>
@@ -17123,7 +17390,7 @@
                 <w:szCs w:val="17"/>
                 <w:highlight w:val="yellow"/>
               </w:rPr>
-              <w:t xml:space="preserve">0.11, 0.17, 0.083</w:t>
+              <w:t xml:space="preserve">0.10, 0.17, 0.090</w:t>
             </w:r>
           </w:p>
         </w:tc>
@@ -17144,7 +17411,7 @@
                 <w:szCs w:val="17"/>
                 <w:highlight w:val="yellow"/>
               </w:rPr>
-              <w:t xml:space="preserve">0.078, 0.20, 0.090</w:t>
+              <w:t xml:space="preserve">0.080, 0.20, 0.088</w:t>
             </w:r>
           </w:p>
         </w:tc>
@@ -17316,7 +17583,7 @@
                 <w:szCs w:val="17"/>
                 <w:highlight w:val="yellow"/>
               </w:rPr>
-              <w:t xml:space="preserve">0.005, 0.006, 0.027</w:t>
+              <w:t xml:space="preserve">0.005, 0.006, 0.024</w:t>
             </w:r>
           </w:p>
         </w:tc>
@@ -17358,7 +17625,7 @@
                 <w:szCs w:val="17"/>
                 <w:highlight w:val="yellow"/>
               </w:rPr>
-              <w:t xml:space="preserve">0.36, 0.24, 0.33</w:t>
+              <w:t xml:space="preserve">0.35, 0.24, 0.34</w:t>
             </w:r>
           </w:p>
         </w:tc>
@@ -17379,7 +17646,7 @@
                 <w:szCs w:val="17"/>
                 <w:highlight w:val="yellow"/>
               </w:rPr>
-              <w:t xml:space="preserve">0.79, 0.63, 0.98</w:t>
+              <w:t xml:space="preserve">0.78, 0.63, 0.98</w:t>
             </w:r>
           </w:p>
         </w:tc>
@@ -17401,7 +17668,7 @@
           <w:szCs w:val="16"/>
           <w:highlight w:val="yellow"/>
         </w:rPr>
-        <w:t xml:space="preserve">MdARE, bias, Pearson r, and CCC compare the per-image median dry mass of prediction and annotation. Δ: change of the median of the per-image medians between early (days 0 to 8, 18 images) and late storage (days 37 to 47, 12 images). p: two-sided permutation test of the image-level Spearman correlation with storage day, permuting the 11 acquisition dates as whole blocks (20,000 permutations); bias vs day: the same test on the per-image difference prediction − annotation. Wrapped cells excluded. Bootstrap intervals and per-day values: Tables S-4 to S-6. Absolute dry mass was not independently validated.</w:t>
+        <w:t xml:space="preserve">MdARE, bias, Pearson r, and CCC compare the per-image median dry mass of prediction and annotation. Δ: change of the median of the per-image medians between early (days 0 to 8, 18 images) and late storage (days 37 to 47, 12 images). p: two-sided permutation test of the image-level Spearman correlation with storage day, permuting the 11 acquisition dates as whole blocks (exact test over all 11! permutations); bias vs day: the same test on the per-image difference prediction − annotation. Wrapped cells excluded. Bootstrap intervals and per-day values: Tables S-4 to S-6. Absolute dry mass was not independently validated.</w:t>
       </w:r>
     </w:p>
     <w:p>
@@ -17421,7 +17688,7 @@
         <w:lastRenderedPageBreak/>
         <w:drawing>
           <wp:inline distT="0" distB="0" distL="0" distR="0" wp14:anchorId="5B95B0A3" wp14:editId="52298E62">
-            <wp:extent cx="6309360" cy="3118498"/>
+            <wp:extent cx="6309360" cy="3232211"/>
             <wp:effectExtent l="0" t="0" r="0" b="0"/>
             <wp:docPr id="864685550" name="Picture 1"/>
             <wp:cNvGraphicFramePr>
@@ -17446,7 +17713,7 @@
                   <pic:spPr bwMode="auto">
                     <a:xfrm>
                       <a:off x="0" y="0"/>
-                      <a:ext cx="6309360" cy="3118498"/>
+                      <a:ext cx="6309360" cy="3232211"/>
                     </a:xfrm>
                     <a:prstGeom prst="rect">
                       <a:avLst/>
